--- a/siteguru.docx
+++ b/siteguru.docx
@@ -475,14 +475,7 @@
       </w:r>
       <w:r>
         <w:br/>
-      </w:r>
-      <w:proofErr w:type="gramStart"/>
-      <w:r>
-        <w:t>{ id</w:t>
-      </w:r>
-      <w:proofErr w:type="gramEnd"/>
-      <w:r>
-        <w:t xml:space="preserve">: </w:t>
+        <w:t xml:space="preserve">{ id: </w:t>
       </w:r>
       <w:r>
         <w:rPr>
@@ -685,8 +678,6 @@
       </w:r>
       <w:r>
         <w:br/>
-      </w:r>
-      <w:r>
         <w:t>[</w:t>
       </w:r>
       <w:r>
@@ -763,14 +754,7 @@
       </w:r>
       <w:r>
         <w:br/>
-      </w:r>
-      <w:proofErr w:type="gramStart"/>
-      <w:r>
-        <w:t>filter(</w:t>
-      </w:r>
-      <w:proofErr w:type="gramEnd"/>
-      <w:r>
-        <w:t>) method creates a new array containing only the elements that satisfy the condition</w:t>
+        <w:t>filter() method creates a new array containing only the elements that satisfy the condition</w:t>
       </w:r>
     </w:p>
     <w:p/>
@@ -1009,7 +993,6 @@
         <w:t xml:space="preserve"> doubled = </w:t>
       </w:r>
       <w:proofErr w:type="spellStart"/>
-      <w:proofErr w:type="gramStart"/>
       <w:r>
         <w:t>nums.map</w:t>
       </w:r>
@@ -1018,7 +1001,6 @@
         <w:t>(</w:t>
       </w:r>
       <w:proofErr w:type="spellStart"/>
-      <w:proofErr w:type="gramEnd"/>
       <w:r>
         <w:t>num</w:t>
       </w:r>
@@ -1052,13 +1034,8 @@
       <w:pPr>
         <w:spacing w:before="30" w:after="30"/>
       </w:pPr>
-      <w:proofErr w:type="gramStart"/>
-      <w:r>
-        <w:t>map(</w:t>
-      </w:r>
-      <w:proofErr w:type="gramEnd"/>
-      <w:r>
-        <w:t>) array method is used</w:t>
+      <w:r>
+        <w:t>map() array method is used</w:t>
       </w:r>
       <w:r>
         <w:br/>
@@ -1353,12 +1330,10 @@
         <w:t xml:space="preserve"> = </w:t>
       </w:r>
       <w:proofErr w:type="spellStart"/>
-      <w:proofErr w:type="gramStart"/>
       <w:r>
         <w:t>users.reduce</w:t>
       </w:r>
       <w:proofErr w:type="spellEnd"/>
-      <w:proofErr w:type="gramEnd"/>
       <w:r>
         <w:t>((</w:t>
       </w:r>
@@ -1387,12 +1362,10 @@
         <w:t>[</w:t>
       </w:r>
       <w:proofErr w:type="spellStart"/>
-      <w:proofErr w:type="gramStart"/>
       <w:r>
         <w:t>user.city</w:t>
       </w:r>
       <w:proofErr w:type="spellEnd"/>
-      <w:proofErr w:type="gramEnd"/>
       <w:r>
         <w:t>] = (</w:t>
       </w:r>
@@ -1471,26 +1444,17 @@
         <w:spacing w:before="30" w:after="30"/>
       </w:pPr>
       <w:r>
-        <w:t xml:space="preserve">I have used </w:t>
-      </w:r>
-      <w:proofErr w:type="gramStart"/>
-      <w:r>
-        <w:t>reduce(</w:t>
-      </w:r>
-      <w:proofErr w:type="gramEnd"/>
-      <w:r>
-        <w:t>) because want to convert array into single object containing users count in each city.</w:t>
-      </w:r>
-    </w:p>
-    <w:p>
-      <w:pPr>
-        <w:spacing w:before="30" w:after="30"/>
-      </w:pPr>
-      <w:r>
-        <w:br/>
-      </w:r>
-      <w:proofErr w:type="spellStart"/>
-      <w:proofErr w:type="gramStart"/>
+        <w:t>I have used reduce() because want to convert array into single object containing users count in each city.</w:t>
+      </w:r>
+    </w:p>
+    <w:p>
+      <w:pPr>
+        <w:spacing w:before="30" w:after="30"/>
+      </w:pPr>
+      <w:r>
+        <w:br/>
+      </w:r>
+      <w:proofErr w:type="spellStart"/>
       <w:r>
         <w:rPr>
           <w:rStyle w:val="m"/>
@@ -1507,7 +1471,6 @@
         <w:t>reduce</w:t>
       </w:r>
       <w:proofErr w:type="spellEnd"/>
-      <w:proofErr w:type="gramEnd"/>
       <w:r>
         <w:t>((</w:t>
       </w:r>
@@ -1571,15 +1534,7 @@
       </w:r>
       <w:proofErr w:type="spellEnd"/>
       <w:r>
-        <w:t xml:space="preserve"> = </w:t>
-      </w:r>
-      <w:proofErr w:type="gramStart"/>
-      <w:r>
-        <w:t>accumulator(</w:t>
-      </w:r>
-      <w:proofErr w:type="gramEnd"/>
-      <w:r>
-        <w:t>object storing city count)</w:t>
+        <w:t xml:space="preserve"> = accumulator(object storing city count)</w:t>
       </w:r>
       <w:r>
         <w:br/>
@@ -1718,17 +1673,12 @@
         <w:t>a[Mumbai] = (</w:t>
       </w:r>
       <w:proofErr w:type="spellStart"/>
-      <w:proofErr w:type="gramStart"/>
       <w:r>
         <w:t>acc</w:t>
       </w:r>
       <w:proofErr w:type="spellEnd"/>
       <w:r>
-        <w:t>[</w:t>
-      </w:r>
-      <w:proofErr w:type="gramEnd"/>
-      <w:r>
-        <w:t>Mumbai] ||0 ) + 1</w:t>
+        <w:t>[Mumbai] ||0 ) + 1</w:t>
       </w:r>
       <w:r>
         <w:br/>
@@ -2066,6 +2016,914 @@
       <w:r>
         <w:br/>
         <w:t>true === 1 // false because datatypes don’t match</w:t>
+      </w:r>
+    </w:p>
+    <w:p>
+      <w:pPr>
+        <w:spacing w:before="30" w:after="30"/>
+      </w:pPr>
+    </w:p>
+    <w:p>
+      <w:pPr>
+        <w:spacing w:before="30" w:after="30"/>
+      </w:pPr>
+      <w:r>
+        <w:t>8.</w:t>
+      </w:r>
+    </w:p>
+    <w:p>
+      <w:pPr>
+        <w:spacing w:before="60" w:after="60"/>
+      </w:pPr>
+      <w:r>
+        <w:rPr>
+          <w:color w:val="0F172A"/>
+        </w:rPr>
+        <w:t>Given the following array, write JavaScript code to return only employees with salary greater than 15,000, sorted by salary in descending order.</w:t>
+      </w:r>
+    </w:p>
+    <w:p>
+      <w:pPr>
+        <w:spacing w:after="18"/>
+      </w:pPr>
+    </w:p>
+    <w:tbl>
+      <w:tblPr>
+        <w:tblW w:w="9360" w:type="dxa"/>
+        <w:tblBorders>
+          <w:top w:val="single" w:sz="4" w:space="0" w:color="auto"/>
+          <w:left w:val="single" w:sz="4" w:space="0" w:color="auto"/>
+          <w:bottom w:val="single" w:sz="4" w:space="0" w:color="auto"/>
+          <w:right w:val="single" w:sz="4" w:space="0" w:color="auto"/>
+          <w:insideH w:val="single" w:sz="4" w:space="0" w:color="auto"/>
+          <w:insideV w:val="single" w:sz="4" w:space="0" w:color="auto"/>
+        </w:tblBorders>
+        <w:tblCellMar>
+          <w:left w:w="10" w:type="dxa"/>
+          <w:right w:w="10" w:type="dxa"/>
+        </w:tblCellMar>
+        <w:tblLook w:val="04A0" w:firstRow="1" w:lastRow="0" w:firstColumn="1" w:lastColumn="0" w:noHBand="0" w:noVBand="1"/>
+      </w:tblPr>
+      <w:tblGrid>
+        <w:gridCol w:w="9360"/>
+      </w:tblGrid>
+      <w:tr>
+        <w:tc>
+          <w:tcPr>
+            <w:tcW w:w="9360" w:type="dxa"/>
+            <w:tcBorders>
+              <w:top w:val="single" w:sz="2" w:space="0" w:color="CBD5E1"/>
+              <w:left w:val="single" w:sz="2" w:space="0" w:color="CBD5E1"/>
+              <w:bottom w:val="single" w:sz="2" w:space="0" w:color="CBD5E1"/>
+              <w:right w:val="single" w:sz="2" w:space="0" w:color="CBD5E1"/>
+            </w:tcBorders>
+            <w:shd w:val="clear" w:color="auto" w:fill="F0F4F8"/>
+            <w:tcMar>
+              <w:top w:w="80" w:type="dxa"/>
+              <w:left w:w="160" w:type="dxa"/>
+              <w:bottom w:w="80" w:type="dxa"/>
+              <w:right w:w="120" w:type="dxa"/>
+            </w:tcMar>
+            <w:hideMark/>
+          </w:tcPr>
+          <w:p>
+            <w:pPr>
+              <w:spacing w:before="18" w:after="18"/>
+            </w:pPr>
+            <w:proofErr w:type="spellStart"/>
+            <w:r>
+              <w:rPr>
+                <w:rFonts w:ascii="Courier New" w:eastAsia="Courier New" w:hAnsi="Courier New" w:cs="Courier New"/>
+                <w:color w:val="1E3A5F"/>
+                <w:sz w:val="16"/>
+                <w:szCs w:val="16"/>
+              </w:rPr>
+              <w:t>const</w:t>
+            </w:r>
+            <w:proofErr w:type="spellEnd"/>
+            <w:r>
+              <w:rPr>
+                <w:rFonts w:ascii="Courier New" w:eastAsia="Courier New" w:hAnsi="Courier New" w:cs="Courier New"/>
+                <w:color w:val="1E3A5F"/>
+                <w:sz w:val="16"/>
+                <w:szCs w:val="16"/>
+              </w:rPr>
+              <w:t xml:space="preserve"> employees = [</w:t>
+            </w:r>
+          </w:p>
+          <w:p>
+            <w:pPr>
+              <w:spacing w:before="18" w:after="18"/>
+            </w:pPr>
+            <w:r>
+              <w:rPr>
+                <w:rFonts w:ascii="Courier New" w:eastAsia="Courier New" w:hAnsi="Courier New" w:cs="Courier New"/>
+                <w:color w:val="1E3A5F"/>
+                <w:sz w:val="16"/>
+                <w:szCs w:val="16"/>
+              </w:rPr>
+              <w:t xml:space="preserve"> {id: 1, name: 'A', salary: 10000},</w:t>
+            </w:r>
+          </w:p>
+          <w:p>
+            <w:pPr>
+              <w:spacing w:before="18" w:after="18"/>
+            </w:pPr>
+            <w:r>
+              <w:rPr>
+                <w:rFonts w:ascii="Courier New" w:eastAsia="Courier New" w:hAnsi="Courier New" w:cs="Courier New"/>
+                <w:color w:val="1E3A5F"/>
+                <w:sz w:val="16"/>
+                <w:szCs w:val="16"/>
+              </w:rPr>
+              <w:t xml:space="preserve"> {id: 2, name: 'B', salary: 25000},</w:t>
+            </w:r>
+          </w:p>
+          <w:p>
+            <w:pPr>
+              <w:spacing w:before="18" w:after="18"/>
+            </w:pPr>
+            <w:r>
+              <w:rPr>
+                <w:rFonts w:ascii="Courier New" w:eastAsia="Courier New" w:hAnsi="Courier New" w:cs="Courier New"/>
+                <w:color w:val="1E3A5F"/>
+                <w:sz w:val="16"/>
+                <w:szCs w:val="16"/>
+              </w:rPr>
+              <w:t xml:space="preserve"> {id: 3, name: 'C', salary: 18000},</w:t>
+            </w:r>
+          </w:p>
+          <w:p>
+            <w:pPr>
+              <w:spacing w:before="18" w:after="18"/>
+            </w:pPr>
+            <w:r>
+              <w:rPr>
+                <w:rFonts w:ascii="Courier New" w:eastAsia="Courier New" w:hAnsi="Courier New" w:cs="Courier New"/>
+                <w:color w:val="1E3A5F"/>
+                <w:sz w:val="16"/>
+                <w:szCs w:val="16"/>
+              </w:rPr>
+              <w:t xml:space="preserve"> {id: 4, name: 'D', salary: 35000}</w:t>
+            </w:r>
+          </w:p>
+          <w:p>
+            <w:pPr>
+              <w:spacing w:before="18" w:after="18"/>
+            </w:pPr>
+            <w:r>
+              <w:rPr>
+                <w:rFonts w:ascii="Courier New" w:eastAsia="Courier New" w:hAnsi="Courier New" w:cs="Courier New"/>
+                <w:color w:val="1E3A5F"/>
+                <w:sz w:val="16"/>
+                <w:szCs w:val="16"/>
+              </w:rPr>
+              <w:t>];</w:t>
+            </w:r>
+          </w:p>
+        </w:tc>
+      </w:tr>
+    </w:tbl>
+    <w:p>
+      <w:pPr>
+        <w:pStyle w:val="ListParagraph"/>
+        <w:numPr>
+          <w:ilvl w:val="0"/>
+          <w:numId w:val="3"/>
+        </w:numPr>
+        <w:spacing w:before="30" w:after="30"/>
+      </w:pPr>
+      <w:r>
+        <w:rPr>
+          <w:color w:val="0F172A"/>
+        </w:rPr>
+        <w:t>Write the code.</w:t>
+      </w:r>
+    </w:p>
+    <w:p>
+      <w:pPr>
+        <w:pStyle w:val="ListParagraph"/>
+        <w:numPr>
+          <w:ilvl w:val="0"/>
+          <w:numId w:val="3"/>
+        </w:numPr>
+        <w:spacing w:before="30" w:after="30"/>
+      </w:pPr>
+      <w:r>
+        <w:rPr>
+          <w:color w:val="0F172A"/>
+        </w:rPr>
+        <w:t>Explain every method used.</w:t>
+      </w:r>
+    </w:p>
+    <w:p>
+      <w:pPr>
+        <w:pStyle w:val="ListParagraph"/>
+        <w:numPr>
+          <w:ilvl w:val="0"/>
+          <w:numId w:val="3"/>
+        </w:numPr>
+        <w:spacing w:before="30" w:after="30"/>
+      </w:pPr>
+      <w:r>
+        <w:rPr>
+          <w:color w:val="0F172A"/>
+        </w:rPr>
+        <w:t>Explain how sorting works in JavaScript.</w:t>
+      </w:r>
+    </w:p>
+    <w:p>
+      <w:pPr>
+        <w:spacing w:before="30" w:after="30"/>
+      </w:pPr>
+      <w:r>
+        <w:t>Ans:</w:t>
+      </w:r>
+    </w:p>
+    <w:p>
+      <w:pPr>
+        <w:spacing w:before="30" w:after="30"/>
+      </w:pPr>
+      <w:proofErr w:type="spellStart"/>
+      <w:r>
+        <w:rPr>
+          <w:rStyle w:val="g"/>
+        </w:rPr>
+        <w:t>const</w:t>
+      </w:r>
+      <w:proofErr w:type="spellEnd"/>
+      <w:r>
+        <w:t xml:space="preserve"> </w:t>
+      </w:r>
+      <w:r>
+        <w:rPr>
+          <w:rStyle w:val="m"/>
+        </w:rPr>
+        <w:t>employees</w:t>
+      </w:r>
+      <w:r>
+        <w:t xml:space="preserve"> </w:t>
+      </w:r>
+      <w:r>
+        <w:rPr>
+          <w:rStyle w:val="g"/>
+        </w:rPr>
+        <w:t>=</w:t>
+      </w:r>
+      <w:r>
+        <w:t xml:space="preserve"> [</w:t>
+      </w:r>
+      <w:r>
+        <w:br/>
+        <w:t xml:space="preserve">{ id: </w:t>
+      </w:r>
+      <w:r>
+        <w:rPr>
+          <w:rStyle w:val="j"/>
+        </w:rPr>
+        <w:t>1</w:t>
+      </w:r>
+      <w:r>
+        <w:t xml:space="preserve">, name: </w:t>
+      </w:r>
+      <w:r>
+        <w:rPr>
+          <w:rStyle w:val="k"/>
+        </w:rPr>
+        <w:t>'A'</w:t>
+      </w:r>
+      <w:r>
+        <w:t xml:space="preserve">, salary: </w:t>
+      </w:r>
+      <w:r>
+        <w:rPr>
+          <w:rStyle w:val="j"/>
+        </w:rPr>
+        <w:t>10000</w:t>
+      </w:r>
+      <w:r>
+        <w:t xml:space="preserve"> },</w:t>
+      </w:r>
+      <w:r>
+        <w:br/>
+        <w:t xml:space="preserve">{ id: </w:t>
+      </w:r>
+      <w:r>
+        <w:rPr>
+          <w:rStyle w:val="j"/>
+        </w:rPr>
+        <w:t>2</w:t>
+      </w:r>
+      <w:r>
+        <w:t xml:space="preserve">, name: </w:t>
+      </w:r>
+      <w:r>
+        <w:rPr>
+          <w:rStyle w:val="k"/>
+        </w:rPr>
+        <w:t>'B'</w:t>
+      </w:r>
+      <w:r>
+        <w:t xml:space="preserve">, salary: </w:t>
+      </w:r>
+      <w:r>
+        <w:rPr>
+          <w:rStyle w:val="j"/>
+        </w:rPr>
+        <w:t>25000</w:t>
+      </w:r>
+      <w:r>
+        <w:t xml:space="preserve"> },</w:t>
+      </w:r>
+      <w:r>
+        <w:br/>
+        <w:t xml:space="preserve">{ id: </w:t>
+      </w:r>
+      <w:r>
+        <w:rPr>
+          <w:rStyle w:val="j"/>
+        </w:rPr>
+        <w:t>3</w:t>
+      </w:r>
+      <w:r>
+        <w:t xml:space="preserve">, name: </w:t>
+      </w:r>
+      <w:r>
+        <w:rPr>
+          <w:rStyle w:val="k"/>
+        </w:rPr>
+        <w:t>'C'</w:t>
+      </w:r>
+      <w:r>
+        <w:t xml:space="preserve">, salary: </w:t>
+      </w:r>
+      <w:r>
+        <w:rPr>
+          <w:rStyle w:val="j"/>
+        </w:rPr>
+        <w:t>18000</w:t>
+      </w:r>
+      <w:r>
+        <w:t xml:space="preserve"> },</w:t>
+      </w:r>
+      <w:r>
+        <w:br/>
+        <w:t xml:space="preserve">{ id: </w:t>
+      </w:r>
+      <w:r>
+        <w:rPr>
+          <w:rStyle w:val="j"/>
+        </w:rPr>
+        <w:t>4</w:t>
+      </w:r>
+      <w:r>
+        <w:t xml:space="preserve">, name: </w:t>
+      </w:r>
+      <w:r>
+        <w:rPr>
+          <w:rStyle w:val="k"/>
+        </w:rPr>
+        <w:t>'D'</w:t>
+      </w:r>
+      <w:r>
+        <w:t xml:space="preserve">, salary: </w:t>
+      </w:r>
+      <w:r>
+        <w:rPr>
+          <w:rStyle w:val="j"/>
+        </w:rPr>
+        <w:t>35000</w:t>
+      </w:r>
+      <w:r>
+        <w:t xml:space="preserve"> }</w:t>
+      </w:r>
+      <w:r>
+        <w:br/>
+      </w:r>
+      <w:r>
+        <w:lastRenderedPageBreak/>
+        <w:t>];</w:t>
+      </w:r>
+      <w:r>
+        <w:br/>
+      </w:r>
+      <w:r>
+        <w:br/>
+      </w:r>
+      <w:proofErr w:type="spellStart"/>
+      <w:r>
+        <w:rPr>
+          <w:rStyle w:val="g"/>
+        </w:rPr>
+        <w:t>const</w:t>
+      </w:r>
+      <w:proofErr w:type="spellEnd"/>
+      <w:r>
+        <w:t xml:space="preserve"> </w:t>
+      </w:r>
+      <w:r>
+        <w:rPr>
+          <w:rStyle w:val="m"/>
+        </w:rPr>
+        <w:t>result</w:t>
+      </w:r>
+      <w:r>
+        <w:t xml:space="preserve"> </w:t>
+      </w:r>
+      <w:r>
+        <w:rPr>
+          <w:rStyle w:val="g"/>
+        </w:rPr>
+        <w:t>=</w:t>
+      </w:r>
+      <w:r>
+        <w:t xml:space="preserve"> </w:t>
+      </w:r>
+      <w:r>
+        <w:rPr>
+          <w:rStyle w:val="m"/>
+        </w:rPr>
+        <w:t>employees</w:t>
+      </w:r>
+      <w:r>
+        <w:br/>
+      </w:r>
+      <w:r>
+        <w:rPr>
+          <w:rStyle w:val="g"/>
+        </w:rPr>
+        <w:t>.</w:t>
+      </w:r>
+      <w:r>
+        <w:t>filter(</w:t>
+      </w:r>
+      <w:r>
+        <w:rPr>
+          <w:rStyle w:val="m"/>
+        </w:rPr>
+        <w:t>employee</w:t>
+      </w:r>
+      <w:r>
+        <w:t xml:space="preserve"> =&gt; </w:t>
+      </w:r>
+      <w:proofErr w:type="spellStart"/>
+      <w:r>
+        <w:rPr>
+          <w:rStyle w:val="m"/>
+        </w:rPr>
+        <w:t>employee</w:t>
+      </w:r>
+      <w:r>
+        <w:rPr>
+          <w:rStyle w:val="g"/>
+        </w:rPr>
+        <w:t>.</w:t>
+      </w:r>
+      <w:r>
+        <w:t>salary</w:t>
+      </w:r>
+      <w:proofErr w:type="spellEnd"/>
+      <w:r>
+        <w:t xml:space="preserve"> </w:t>
+      </w:r>
+      <w:r>
+        <w:rPr>
+          <w:rStyle w:val="g"/>
+        </w:rPr>
+        <w:t>&gt;</w:t>
+      </w:r>
+      <w:r>
+        <w:t xml:space="preserve"> </w:t>
+      </w:r>
+      <w:r>
+        <w:rPr>
+          <w:rStyle w:val="j"/>
+        </w:rPr>
+        <w:t>15000</w:t>
+      </w:r>
+      <w:r>
+        <w:t>)</w:t>
+      </w:r>
+      <w:r>
+        <w:br/>
+      </w:r>
+      <w:r>
+        <w:rPr>
+          <w:rStyle w:val="g"/>
+        </w:rPr>
+        <w:t>.</w:t>
+      </w:r>
+      <w:r>
+        <w:t>sort((</w:t>
+      </w:r>
+      <w:r>
+        <w:rPr>
+          <w:rStyle w:val="m"/>
+        </w:rPr>
+        <w:t>a</w:t>
+      </w:r>
+      <w:r>
+        <w:t xml:space="preserve">, </w:t>
+      </w:r>
+      <w:r>
+        <w:rPr>
+          <w:rStyle w:val="m"/>
+        </w:rPr>
+        <w:t>b</w:t>
+      </w:r>
+      <w:r>
+        <w:t xml:space="preserve">) =&gt; </w:t>
+      </w:r>
+      <w:proofErr w:type="spellStart"/>
+      <w:r>
+        <w:rPr>
+          <w:rStyle w:val="m"/>
+        </w:rPr>
+        <w:t>b</w:t>
+      </w:r>
+      <w:r>
+        <w:rPr>
+          <w:rStyle w:val="g"/>
+        </w:rPr>
+        <w:t>.</w:t>
+      </w:r>
+      <w:r>
+        <w:t>salary</w:t>
+      </w:r>
+      <w:proofErr w:type="spellEnd"/>
+      <w:r>
+        <w:t xml:space="preserve"> </w:t>
+      </w:r>
+      <w:r>
+        <w:rPr>
+          <w:rStyle w:val="g"/>
+        </w:rPr>
+        <w:t>-</w:t>
+      </w:r>
+      <w:r>
+        <w:t xml:space="preserve"> </w:t>
+      </w:r>
+      <w:proofErr w:type="spellStart"/>
+      <w:r>
+        <w:rPr>
+          <w:rStyle w:val="m"/>
+        </w:rPr>
+        <w:t>a</w:t>
+      </w:r>
+      <w:r>
+        <w:rPr>
+          <w:rStyle w:val="g"/>
+        </w:rPr>
+        <w:t>.</w:t>
+      </w:r>
+      <w:r>
+        <w:t>salary</w:t>
+      </w:r>
+      <w:proofErr w:type="spellEnd"/>
+      <w:r>
+        <w:t>);</w:t>
+      </w:r>
+      <w:r>
+        <w:br/>
+      </w:r>
+      <w:r>
+        <w:br/>
+      </w:r>
+      <w:r>
+        <w:rPr>
+          <w:rStyle w:val="m"/>
+        </w:rPr>
+        <w:t>console</w:t>
+      </w:r>
+      <w:r>
+        <w:rPr>
+          <w:rStyle w:val="g"/>
+        </w:rPr>
+        <w:t>.</w:t>
+      </w:r>
+      <w:r>
+        <w:t>log(</w:t>
+      </w:r>
+      <w:r>
+        <w:rPr>
+          <w:rStyle w:val="m"/>
+        </w:rPr>
+        <w:t>result</w:t>
+      </w:r>
+      <w:r>
+        <w:t>);</w:t>
+      </w:r>
+    </w:p>
+    <w:p>
+      <w:pPr>
+        <w:spacing w:before="30" w:after="30"/>
+      </w:pPr>
+      <w:proofErr w:type="spellStart"/>
+      <w:r>
+        <w:rPr>
+          <w:rStyle w:val="m"/>
+        </w:rPr>
+        <w:t>employees</w:t>
+      </w:r>
+      <w:r>
+        <w:rPr>
+          <w:rStyle w:val="g"/>
+        </w:rPr>
+        <w:t>.</w:t>
+      </w:r>
+      <w:r>
+        <w:t>filter</w:t>
+      </w:r>
+      <w:proofErr w:type="spellEnd"/>
+      <w:r>
+        <w:t>(</w:t>
+      </w:r>
+      <w:r>
+        <w:rPr>
+          <w:rStyle w:val="m"/>
+        </w:rPr>
+        <w:t>employee</w:t>
+      </w:r>
+      <w:r>
+        <w:t xml:space="preserve"> =&gt; </w:t>
+      </w:r>
+      <w:proofErr w:type="spellStart"/>
+      <w:r>
+        <w:rPr>
+          <w:rStyle w:val="m"/>
+        </w:rPr>
+        <w:t>employee</w:t>
+      </w:r>
+      <w:r>
+        <w:rPr>
+          <w:rStyle w:val="g"/>
+        </w:rPr>
+        <w:t>.</w:t>
+      </w:r>
+      <w:r>
+        <w:t>salary</w:t>
+      </w:r>
+      <w:proofErr w:type="spellEnd"/>
+      <w:r>
+        <w:t xml:space="preserve"> </w:t>
+      </w:r>
+      <w:r>
+        <w:rPr>
+          <w:rStyle w:val="g"/>
+        </w:rPr>
+        <w:t>&gt;</w:t>
+      </w:r>
+      <w:r>
+        <w:t xml:space="preserve"> </w:t>
+      </w:r>
+      <w:r>
+        <w:rPr>
+          <w:rStyle w:val="j"/>
+        </w:rPr>
+        <w:t>15000</w:t>
+      </w:r>
+      <w:r>
+        <w:t>);</w:t>
+      </w:r>
+    </w:p>
+    <w:p>
+      <w:pPr>
+        <w:rPr>
+          <w:rFonts w:ascii="Times New Roman" w:eastAsia="Times New Roman" w:hAnsi="Times New Roman" w:cs="Times New Roman"/>
+          <w:sz w:val="24"/>
+          <w:szCs w:val="24"/>
+          <w:lang w:bidi="ar-SA"/>
+        </w:rPr>
+      </w:pPr>
+      <w:r>
+        <w:rPr>
+          <w:rFonts w:ascii="Times New Roman" w:eastAsia="Times New Roman" w:hAnsi="Symbol" w:cs="Times New Roman"/>
+          <w:sz w:val="24"/>
+          <w:szCs w:val="24"/>
+          <w:lang w:bidi="ar-SA"/>
+        </w:rPr>
+        <w:t></w:t>
+      </w:r>
+      <w:r>
+        <w:rPr>
+          <w:rFonts w:ascii="Times New Roman" w:eastAsia="Times New Roman" w:hAnsi="Times New Roman" w:cs="Times New Roman"/>
+          <w:sz w:val="24"/>
+          <w:szCs w:val="24"/>
+          <w:lang w:bidi="ar-SA"/>
+        </w:rPr>
+        <w:t xml:space="preserve">  Checks each employee. </w:t>
+      </w:r>
+    </w:p>
+    <w:p>
+      <w:pPr>
+        <w:rPr>
+          <w:rFonts w:ascii="Times New Roman" w:eastAsia="Times New Roman" w:hAnsi="Times New Roman" w:cs="Times New Roman"/>
+          <w:sz w:val="24"/>
+          <w:szCs w:val="24"/>
+          <w:lang w:bidi="ar-SA"/>
+        </w:rPr>
+      </w:pPr>
+      <w:r>
+        <w:rPr>
+          <w:rFonts w:ascii="Times New Roman" w:eastAsia="Times New Roman" w:hAnsi="Symbol" w:cs="Times New Roman"/>
+          <w:sz w:val="24"/>
+          <w:szCs w:val="24"/>
+          <w:lang w:bidi="ar-SA"/>
+        </w:rPr>
+        <w:t></w:t>
+      </w:r>
+      <w:r>
+        <w:rPr>
+          <w:rFonts w:ascii="Times New Roman" w:eastAsia="Times New Roman" w:hAnsi="Times New Roman" w:cs="Times New Roman"/>
+          <w:sz w:val="24"/>
+          <w:szCs w:val="24"/>
+          <w:lang w:bidi="ar-SA"/>
+        </w:rPr>
+        <w:t xml:space="preserve">  Returns only employees whose salary is greater than 15,000. </w:t>
+      </w:r>
+    </w:p>
+    <w:p>
+      <w:pPr>
+        <w:spacing w:before="30" w:after="30"/>
+        <w:rPr>
+          <w:rFonts w:ascii="Times New Roman" w:eastAsia="Times New Roman" w:hAnsi="Times New Roman" w:cs="Times New Roman"/>
+          <w:sz w:val="24"/>
+          <w:szCs w:val="24"/>
+          <w:lang w:bidi="ar-SA"/>
+        </w:rPr>
+      </w:pPr>
+      <w:r>
+        <w:rPr>
+          <w:rFonts w:ascii="Times New Roman" w:eastAsia="Times New Roman" w:hAnsi="Symbol" w:cs="Times New Roman"/>
+          <w:sz w:val="24"/>
+          <w:szCs w:val="24"/>
+          <w:lang w:bidi="ar-SA"/>
+        </w:rPr>
+        <w:t></w:t>
+      </w:r>
+      <w:r>
+        <w:rPr>
+          <w:rFonts w:ascii="Times New Roman" w:eastAsia="Times New Roman" w:hAnsi="Times New Roman" w:cs="Times New Roman"/>
+          <w:sz w:val="24"/>
+          <w:szCs w:val="24"/>
+          <w:lang w:bidi="ar-SA"/>
+        </w:rPr>
+        <w:t xml:space="preserve">  Does not modify the original array.</w:t>
+      </w:r>
+    </w:p>
+    <w:p>
+      <w:pPr>
+        <w:spacing w:before="30" w:after="30"/>
+      </w:pPr>
+      <w:r>
+        <w:t>.</w:t>
+      </w:r>
+      <w:r>
+        <w:rPr>
+          <w:rStyle w:val="m"/>
+        </w:rPr>
+        <w:t>sort</w:t>
+      </w:r>
+      <w:r>
+        <w:t>((</w:t>
+      </w:r>
+      <w:r>
+        <w:rPr>
+          <w:rStyle w:val="m"/>
+        </w:rPr>
+        <w:t>a</w:t>
+      </w:r>
+      <w:r>
+        <w:t xml:space="preserve">, </w:t>
+      </w:r>
+      <w:r>
+        <w:rPr>
+          <w:rStyle w:val="m"/>
+        </w:rPr>
+        <w:t>b</w:t>
+      </w:r>
+      <w:r>
+        <w:t xml:space="preserve">) =&gt; </w:t>
+      </w:r>
+      <w:proofErr w:type="spellStart"/>
+      <w:r>
+        <w:rPr>
+          <w:rStyle w:val="m"/>
+        </w:rPr>
+        <w:t>b</w:t>
+      </w:r>
+      <w:r>
+        <w:rPr>
+          <w:rStyle w:val="g"/>
+        </w:rPr>
+        <w:t>.</w:t>
+      </w:r>
+      <w:r>
+        <w:t>salary</w:t>
+      </w:r>
+      <w:proofErr w:type="spellEnd"/>
+      <w:r>
+        <w:t xml:space="preserve"> </w:t>
+      </w:r>
+      <w:r>
+        <w:rPr>
+          <w:rStyle w:val="g"/>
+        </w:rPr>
+        <w:t>-</w:t>
+      </w:r>
+      <w:r>
+        <w:t xml:space="preserve"> </w:t>
+      </w:r>
+      <w:proofErr w:type="spellStart"/>
+      <w:r>
+        <w:rPr>
+          <w:rStyle w:val="m"/>
+        </w:rPr>
+        <w:t>a</w:t>
+      </w:r>
+      <w:r>
+        <w:rPr>
+          <w:rStyle w:val="g"/>
+        </w:rPr>
+        <w:t>.</w:t>
+      </w:r>
+      <w:r>
+        <w:t>salary</w:t>
+      </w:r>
+      <w:proofErr w:type="spellEnd"/>
+      <w:r>
+        <w:t>)</w:t>
+      </w:r>
+    </w:p>
+    <w:p>
+      <w:pPr>
+        <w:rPr>
+          <w:rFonts w:ascii="Times New Roman" w:eastAsia="Times New Roman" w:hAnsi="Times New Roman" w:cs="Times New Roman"/>
+          <w:sz w:val="24"/>
+          <w:szCs w:val="24"/>
+          <w:lang w:bidi="ar-SA"/>
+        </w:rPr>
+      </w:pPr>
+      <w:r>
+        <w:rPr>
+          <w:rFonts w:ascii="Times New Roman" w:eastAsia="Times New Roman" w:hAnsi="Symbol" w:cs="Times New Roman"/>
+          <w:sz w:val="24"/>
+          <w:szCs w:val="24"/>
+          <w:lang w:bidi="ar-SA"/>
+        </w:rPr>
+        <w:t></w:t>
+      </w:r>
+      <w:r>
+        <w:rPr>
+          <w:rFonts w:ascii="Times New Roman" w:eastAsia="Times New Roman" w:hAnsi="Times New Roman" w:cs="Times New Roman"/>
+          <w:sz w:val="24"/>
+          <w:szCs w:val="24"/>
+          <w:lang w:bidi="ar-SA"/>
+        </w:rPr>
+        <w:t xml:space="preserve">  Compares salaries of two employees. </w:t>
+      </w:r>
+    </w:p>
+    <w:p>
+      <w:pPr>
+        <w:spacing w:before="30" w:after="30"/>
+      </w:pPr>
+      <w:r>
+        <w:rPr>
+          <w:rFonts w:ascii="Times New Roman" w:eastAsia="Times New Roman" w:hAnsi="Symbol" w:cs="Times New Roman"/>
+          <w:sz w:val="24"/>
+          <w:szCs w:val="24"/>
+          <w:lang w:bidi="ar-SA"/>
+        </w:rPr>
+        <w:t></w:t>
+      </w:r>
+      <w:r>
+        <w:rPr>
+          <w:rFonts w:ascii="Times New Roman" w:eastAsia="Times New Roman" w:hAnsi="Times New Roman" w:cs="Times New Roman"/>
+          <w:sz w:val="24"/>
+          <w:szCs w:val="24"/>
+          <w:lang w:bidi="ar-SA"/>
+        </w:rPr>
+        <w:t xml:space="preserve">  Sorts in </w:t>
+      </w:r>
+      <w:r>
+        <w:rPr>
+          <w:rFonts w:ascii="Times New Roman" w:eastAsia="Times New Roman" w:hAnsi="Times New Roman" w:cs="Times New Roman"/>
+          <w:b/>
+          <w:bCs/>
+          <w:sz w:val="24"/>
+          <w:szCs w:val="24"/>
+          <w:lang w:bidi="ar-SA"/>
+        </w:rPr>
+        <w:t>descending order</w:t>
+      </w:r>
+      <w:r>
+        <w:rPr>
+          <w:rFonts w:ascii="Times New Roman" w:eastAsia="Times New Roman" w:hAnsi="Times New Roman" w:cs="Times New Roman"/>
+          <w:sz w:val="24"/>
+          <w:szCs w:val="24"/>
+          <w:lang w:bidi="ar-SA"/>
+        </w:rPr>
+        <w:t xml:space="preserve"> (highest salary first).</w:t>
       </w:r>
     </w:p>
     <w:p>
@@ -2314,6 +3172,12 @@
   </w:abstractNum>
   <w:num w:numId="1" w16cid:durableId="33779032">
     <w:abstractNumId w:val="0"/>
+  </w:num>
+  <w:num w:numId="2" w16cid:durableId="1963804492">
+    <w:abstractNumId w:val="1"/>
+  </w:num>
+  <w:num w:numId="3" w16cid:durableId="2093310616">
+    <w:abstractNumId w:val="0"/>
     <w:lvlOverride w:ilvl="0"/>
     <w:lvlOverride w:ilvl="1"/>
     <w:lvlOverride w:ilvl="2"/>
@@ -2323,9 +3187,6 @@
     <w:lvlOverride w:ilvl="6"/>
     <w:lvlOverride w:ilvl="7"/>
     <w:lvlOverride w:ilvl="8"/>
-  </w:num>
-  <w:num w:numId="2" w16cid:durableId="1963804492">
-    <w:abstractNumId w:val="1"/>
   </w:num>
 </w:numbering>
 </file>
@@ -2805,6 +3666,17 @@
     <w:basedOn w:val="DefaultParagraphFont"/>
     <w:rsid w:val="00F65FB4"/>
   </w:style>
+  <w:style w:type="character" w:styleId="Strong">
+    <w:name w:val="Strong"/>
+    <w:basedOn w:val="DefaultParagraphFont"/>
+    <w:uiPriority w:val="22"/>
+    <w:qFormat/>
+    <w:rsid w:val="003B2F48"/>
+    <w:rPr>
+      <w:b/>
+      <w:bCs/>
+    </w:rPr>
+  </w:style>
 </w:styles>
 </file>
 

--- a/siteguru.docx
+++ b/siteguru.docx
@@ -2938,6 +2938,1886 @@
     </w:p>
     <w:p>
       <w:pPr>
+        <w:spacing w:before="30" w:after="30"/>
+      </w:pPr>
+      <w:r>
+        <w:t>28.</w:t>
+      </w:r>
+    </w:p>
+    <w:p>
+      <w:pPr>
+        <w:spacing w:before="60" w:after="60"/>
+      </w:pPr>
+      <w:r>
+        <w:rPr>
+          <w:color w:val="0F172A"/>
+        </w:rPr>
+        <w:t>Write a MySQL query to return all users whose age is greater than 18.</w:t>
+      </w:r>
+    </w:p>
+    <w:p>
+      <w:pPr>
+        <w:spacing w:after="18"/>
+      </w:pPr>
+    </w:p>
+    <w:tbl>
+      <w:tblPr>
+        <w:tblW w:w="9360" w:type="dxa"/>
+        <w:tblBorders>
+          <w:top w:val="single" w:sz="4" w:space="0" w:color="auto"/>
+          <w:left w:val="single" w:sz="4" w:space="0" w:color="auto"/>
+          <w:bottom w:val="single" w:sz="4" w:space="0" w:color="auto"/>
+          <w:right w:val="single" w:sz="4" w:space="0" w:color="auto"/>
+          <w:insideH w:val="single" w:sz="4" w:space="0" w:color="auto"/>
+          <w:insideV w:val="single" w:sz="4" w:space="0" w:color="auto"/>
+        </w:tblBorders>
+        <w:tblCellMar>
+          <w:left w:w="10" w:type="dxa"/>
+          <w:right w:w="10" w:type="dxa"/>
+        </w:tblCellMar>
+        <w:tblLook w:val="04A0" w:firstRow="1" w:lastRow="0" w:firstColumn="1" w:lastColumn="0" w:noHBand="0" w:noVBand="1"/>
+      </w:tblPr>
+      <w:tblGrid>
+        <w:gridCol w:w="9360"/>
+      </w:tblGrid>
+      <w:tr>
+        <w:tc>
+          <w:tcPr>
+            <w:tcW w:w="9360" w:type="dxa"/>
+            <w:tcBorders>
+              <w:top w:val="single" w:sz="2" w:space="0" w:color="CBD5E1"/>
+              <w:left w:val="single" w:sz="2" w:space="0" w:color="CBD5E1"/>
+              <w:bottom w:val="single" w:sz="2" w:space="0" w:color="CBD5E1"/>
+              <w:right w:val="single" w:sz="2" w:space="0" w:color="CBD5E1"/>
+            </w:tcBorders>
+            <w:shd w:val="clear" w:color="auto" w:fill="F0F4F8"/>
+            <w:tcMar>
+              <w:top w:w="80" w:type="dxa"/>
+              <w:left w:w="160" w:type="dxa"/>
+              <w:bottom w:w="80" w:type="dxa"/>
+              <w:right w:w="120" w:type="dxa"/>
+            </w:tcMar>
+            <w:hideMark/>
+          </w:tcPr>
+          <w:p>
+            <w:pPr>
+              <w:spacing w:before="18" w:after="18"/>
+            </w:pPr>
+            <w:r>
+              <w:rPr>
+                <w:rFonts w:ascii="Courier New" w:eastAsia="Courier New" w:hAnsi="Courier New" w:cs="Courier New"/>
+                <w:color w:val="1E3A5F"/>
+                <w:sz w:val="16"/>
+                <w:szCs w:val="16"/>
+              </w:rPr>
+              <w:t>Table: users ( id, name, age )</w:t>
+            </w:r>
+          </w:p>
+        </w:tc>
+      </w:tr>
+    </w:tbl>
+    <w:p>
+      <w:pPr>
+        <w:pStyle w:val="ListParagraph"/>
+        <w:numPr>
+          <w:ilvl w:val="0"/>
+          <w:numId w:val="4"/>
+        </w:numPr>
+        <w:spacing w:before="30" w:after="30"/>
+      </w:pPr>
+      <w:r>
+        <w:rPr>
+          <w:color w:val="0F172A"/>
+        </w:rPr>
+        <w:t>Write the query.</w:t>
+      </w:r>
+    </w:p>
+    <w:p>
+      <w:pPr>
+        <w:pStyle w:val="ListParagraph"/>
+        <w:numPr>
+          <w:ilvl w:val="0"/>
+          <w:numId w:val="4"/>
+        </w:numPr>
+        <w:spacing w:before="30" w:after="30"/>
+      </w:pPr>
+      <w:r>
+        <w:rPr>
+          <w:color w:val="0F172A"/>
+        </w:rPr>
+        <w:t>Explain every clause used.</w:t>
+      </w:r>
+    </w:p>
+    <w:p>
+      <w:pPr>
+        <w:spacing w:before="30" w:after="30"/>
+      </w:pPr>
+    </w:p>
+    <w:p>
+      <w:pPr>
+        <w:spacing w:before="30" w:after="30"/>
+      </w:pPr>
+      <w:r>
+        <w:t>Ans:</w:t>
+      </w:r>
+    </w:p>
+    <w:p>
+      <w:pPr>
+        <w:spacing w:before="30" w:after="30"/>
+      </w:pPr>
+      <w:r>
+        <w:rPr>
+          <w:rStyle w:val="g"/>
+        </w:rPr>
+        <w:t>SELECT</w:t>
+      </w:r>
+      <w:r>
+        <w:t xml:space="preserve"> </w:t>
+      </w:r>
+      <w:r>
+        <w:rPr>
+          <w:rStyle w:val="g"/>
+        </w:rPr>
+        <w:t>*</w:t>
+      </w:r>
+      <w:r>
+        <w:br/>
+      </w:r>
+      <w:r>
+        <w:rPr>
+          <w:rStyle w:val="g"/>
+        </w:rPr>
+        <w:t>FROM</w:t>
+      </w:r>
+      <w:r>
+        <w:t xml:space="preserve"> users</w:t>
+      </w:r>
+      <w:r>
+        <w:br/>
+      </w:r>
+      <w:r>
+        <w:rPr>
+          <w:rStyle w:val="g"/>
+        </w:rPr>
+        <w:t>WHERE</w:t>
+      </w:r>
+      <w:r>
+        <w:t xml:space="preserve"> age </w:t>
+      </w:r>
+      <w:r>
+        <w:rPr>
+          <w:rStyle w:val="g"/>
+        </w:rPr>
+        <w:t>&gt;</w:t>
+      </w:r>
+      <w:r>
+        <w:t xml:space="preserve"> </w:t>
+      </w:r>
+      <w:r>
+        <w:rPr>
+          <w:rStyle w:val="j"/>
+        </w:rPr>
+        <w:t>18</w:t>
+      </w:r>
+      <w:r>
+        <w:t>;</w:t>
+      </w:r>
+    </w:p>
+    <w:p>
+      <w:pPr>
+        <w:spacing w:before="30" w:after="30"/>
+      </w:pPr>
+    </w:p>
+    <w:p>
+      <w:pPr>
+        <w:rPr>
+          <w:rFonts w:ascii="Times New Roman" w:eastAsia="Times New Roman" w:hAnsi="Times New Roman" w:cs="Times New Roman"/>
+          <w:sz w:val="24"/>
+          <w:szCs w:val="24"/>
+          <w:lang w:bidi="ar-SA"/>
+        </w:rPr>
+      </w:pPr>
+      <w:r>
+        <w:rPr>
+          <w:rFonts w:ascii="Times New Roman" w:eastAsia="Times New Roman" w:hAnsi="Symbol" w:cs="Times New Roman"/>
+          <w:sz w:val="24"/>
+          <w:szCs w:val="24"/>
+          <w:lang w:bidi="ar-SA"/>
+        </w:rPr>
+        <w:t></w:t>
+      </w:r>
+      <w:r>
+        <w:rPr>
+          <w:rFonts w:ascii="Times New Roman" w:eastAsia="Times New Roman" w:hAnsi="Times New Roman" w:cs="Times New Roman"/>
+          <w:sz w:val="24"/>
+          <w:szCs w:val="24"/>
+          <w:lang w:bidi="ar-SA"/>
+        </w:rPr>
+        <w:t xml:space="preserve">  </w:t>
+      </w:r>
+      <w:r>
+        <w:rPr>
+          <w:rFonts w:ascii="Courier New" w:eastAsia="Times New Roman" w:hAnsi="Courier New" w:cs="Courier New"/>
+          <w:lang w:bidi="ar-SA"/>
+        </w:rPr>
+        <w:t>SELECT</w:t>
+      </w:r>
+      <w:r>
+        <w:rPr>
+          <w:rFonts w:ascii="Times New Roman" w:eastAsia="Times New Roman" w:hAnsi="Times New Roman" w:cs="Times New Roman"/>
+          <w:sz w:val="24"/>
+          <w:szCs w:val="24"/>
+          <w:lang w:bidi="ar-SA"/>
+        </w:rPr>
+        <w:t xml:space="preserve"> is used to retrieve data from a table. </w:t>
+      </w:r>
+    </w:p>
+    <w:p>
+      <w:pPr>
+        <w:rPr>
+          <w:rFonts w:ascii="Times New Roman" w:eastAsia="Times New Roman" w:hAnsi="Times New Roman" w:cs="Times New Roman"/>
+          <w:sz w:val="24"/>
+          <w:szCs w:val="24"/>
+          <w:lang w:bidi="ar-SA"/>
+        </w:rPr>
+      </w:pPr>
+      <w:r>
+        <w:rPr>
+          <w:rFonts w:ascii="Times New Roman" w:eastAsia="Times New Roman" w:hAnsi="Symbol" w:cs="Times New Roman"/>
+          <w:sz w:val="24"/>
+          <w:szCs w:val="24"/>
+          <w:lang w:bidi="ar-SA"/>
+        </w:rPr>
+        <w:t></w:t>
+      </w:r>
+      <w:r>
+        <w:rPr>
+          <w:rFonts w:ascii="Times New Roman" w:eastAsia="Times New Roman" w:hAnsi="Times New Roman" w:cs="Times New Roman"/>
+          <w:sz w:val="24"/>
+          <w:szCs w:val="24"/>
+          <w:lang w:bidi="ar-SA"/>
+        </w:rPr>
+        <w:t xml:space="preserve">  </w:t>
+      </w:r>
+      <w:r>
+        <w:rPr>
+          <w:rFonts w:ascii="Courier New" w:eastAsia="Times New Roman" w:hAnsi="Courier New" w:cs="Courier New"/>
+          <w:lang w:bidi="ar-SA"/>
+        </w:rPr>
+        <w:t>*</w:t>
+      </w:r>
+      <w:r>
+        <w:rPr>
+          <w:rFonts w:ascii="Times New Roman" w:eastAsia="Times New Roman" w:hAnsi="Times New Roman" w:cs="Times New Roman"/>
+          <w:sz w:val="24"/>
+          <w:szCs w:val="24"/>
+          <w:lang w:bidi="ar-SA"/>
+        </w:rPr>
+        <w:t xml:space="preserve"> means "all columns". </w:t>
+      </w:r>
+    </w:p>
+    <w:p>
+      <w:pPr>
+        <w:spacing w:before="30" w:after="30"/>
+        <w:rPr>
+          <w:rFonts w:ascii="Times New Roman" w:eastAsia="Times New Roman" w:hAnsi="Times New Roman" w:cs="Times New Roman"/>
+          <w:sz w:val="24"/>
+          <w:szCs w:val="24"/>
+          <w:lang w:bidi="ar-SA"/>
+        </w:rPr>
+      </w:pPr>
+      <w:r>
+        <w:rPr>
+          <w:rFonts w:ascii="Times New Roman" w:eastAsia="Times New Roman" w:hAnsi="Symbol" w:cs="Times New Roman"/>
+          <w:sz w:val="24"/>
+          <w:szCs w:val="24"/>
+          <w:lang w:bidi="ar-SA"/>
+        </w:rPr>
+        <w:t></w:t>
+      </w:r>
+      <w:r>
+        <w:rPr>
+          <w:rFonts w:ascii="Times New Roman" w:eastAsia="Times New Roman" w:hAnsi="Times New Roman" w:cs="Times New Roman"/>
+          <w:sz w:val="24"/>
+          <w:szCs w:val="24"/>
+          <w:lang w:bidi="ar-SA"/>
+        </w:rPr>
+        <w:t xml:space="preserve">  In this case, it returns </w:t>
+      </w:r>
+      <w:r>
+        <w:rPr>
+          <w:rFonts w:ascii="Courier New" w:eastAsia="Times New Roman" w:hAnsi="Courier New" w:cs="Courier New"/>
+          <w:lang w:bidi="ar-SA"/>
+        </w:rPr>
+        <w:t>id</w:t>
+      </w:r>
+      <w:r>
+        <w:rPr>
+          <w:rFonts w:ascii="Times New Roman" w:eastAsia="Times New Roman" w:hAnsi="Times New Roman" w:cs="Times New Roman"/>
+          <w:sz w:val="24"/>
+          <w:szCs w:val="24"/>
+          <w:lang w:bidi="ar-SA"/>
+        </w:rPr>
+        <w:t xml:space="preserve">, </w:t>
+      </w:r>
+      <w:r>
+        <w:rPr>
+          <w:rFonts w:ascii="Courier New" w:eastAsia="Times New Roman" w:hAnsi="Courier New" w:cs="Courier New"/>
+          <w:lang w:bidi="ar-SA"/>
+        </w:rPr>
+        <w:t>name</w:t>
+      </w:r>
+      <w:r>
+        <w:rPr>
+          <w:rFonts w:ascii="Times New Roman" w:eastAsia="Times New Roman" w:hAnsi="Times New Roman" w:cs="Times New Roman"/>
+          <w:sz w:val="24"/>
+          <w:szCs w:val="24"/>
+          <w:lang w:bidi="ar-SA"/>
+        </w:rPr>
+        <w:t xml:space="preserve">, and </w:t>
+      </w:r>
+      <w:r>
+        <w:rPr>
+          <w:rFonts w:ascii="Courier New" w:eastAsia="Times New Roman" w:hAnsi="Courier New" w:cs="Courier New"/>
+          <w:lang w:bidi="ar-SA"/>
+        </w:rPr>
+        <w:t>age</w:t>
+      </w:r>
+      <w:r>
+        <w:rPr>
+          <w:rFonts w:ascii="Times New Roman" w:eastAsia="Times New Roman" w:hAnsi="Times New Roman" w:cs="Times New Roman"/>
+          <w:sz w:val="24"/>
+          <w:szCs w:val="24"/>
+          <w:lang w:bidi="ar-SA"/>
+        </w:rPr>
+        <w:t xml:space="preserve"> for matching users.</w:t>
+      </w:r>
+    </w:p>
+    <w:p>
+      <w:pPr>
+        <w:spacing w:before="30" w:after="30"/>
+        <w:rPr>
+          <w:rFonts w:ascii="Times New Roman" w:eastAsia="Times New Roman" w:hAnsi="Times New Roman" w:cs="Times New Roman"/>
+          <w:sz w:val="24"/>
+          <w:szCs w:val="24"/>
+          <w:lang w:bidi="ar-SA"/>
+        </w:rPr>
+      </w:pPr>
+    </w:p>
+    <w:p>
+      <w:pPr>
+        <w:spacing w:before="30" w:after="30"/>
+        <w:rPr>
+          <w:rFonts w:ascii="Times New Roman" w:eastAsia="Times New Roman" w:hAnsi="Times New Roman" w:cs="Times New Roman"/>
+          <w:sz w:val="24"/>
+          <w:szCs w:val="24"/>
+          <w:lang w:bidi="ar-SA"/>
+        </w:rPr>
+      </w:pPr>
+      <w:r>
+        <w:rPr>
+          <w:rFonts w:ascii="Times New Roman" w:eastAsia="Times New Roman" w:hAnsi="Times New Roman" w:cs="Times New Roman"/>
+          <w:sz w:val="24"/>
+          <w:szCs w:val="24"/>
+          <w:lang w:bidi="ar-SA"/>
+        </w:rPr>
+        <w:t>29.</w:t>
+      </w:r>
+    </w:p>
+    <w:p>
+      <w:pPr>
+        <w:spacing w:before="60" w:after="60"/>
+      </w:pPr>
+      <w:r>
+        <w:rPr>
+          <w:color w:val="0F172A"/>
+        </w:rPr>
+        <w:t>Write a MySQL query to return all users sorted by name in ascending order.</w:t>
+      </w:r>
+    </w:p>
+    <w:p>
+      <w:pPr>
+        <w:spacing w:after="18"/>
+      </w:pPr>
+    </w:p>
+    <w:tbl>
+      <w:tblPr>
+        <w:tblW w:w="9360" w:type="dxa"/>
+        <w:tblBorders>
+          <w:top w:val="single" w:sz="4" w:space="0" w:color="auto"/>
+          <w:left w:val="single" w:sz="4" w:space="0" w:color="auto"/>
+          <w:bottom w:val="single" w:sz="4" w:space="0" w:color="auto"/>
+          <w:right w:val="single" w:sz="4" w:space="0" w:color="auto"/>
+          <w:insideH w:val="single" w:sz="4" w:space="0" w:color="auto"/>
+          <w:insideV w:val="single" w:sz="4" w:space="0" w:color="auto"/>
+        </w:tblBorders>
+        <w:tblCellMar>
+          <w:left w:w="10" w:type="dxa"/>
+          <w:right w:w="10" w:type="dxa"/>
+        </w:tblCellMar>
+        <w:tblLook w:val="04A0" w:firstRow="1" w:lastRow="0" w:firstColumn="1" w:lastColumn="0" w:noHBand="0" w:noVBand="1"/>
+      </w:tblPr>
+      <w:tblGrid>
+        <w:gridCol w:w="9360"/>
+      </w:tblGrid>
+      <w:tr>
+        <w:tc>
+          <w:tcPr>
+            <w:tcW w:w="9360" w:type="dxa"/>
+            <w:tcBorders>
+              <w:top w:val="single" w:sz="2" w:space="0" w:color="CBD5E1"/>
+              <w:left w:val="single" w:sz="2" w:space="0" w:color="CBD5E1"/>
+              <w:bottom w:val="single" w:sz="2" w:space="0" w:color="CBD5E1"/>
+              <w:right w:val="single" w:sz="2" w:space="0" w:color="CBD5E1"/>
+            </w:tcBorders>
+            <w:shd w:val="clear" w:color="auto" w:fill="F0F4F8"/>
+            <w:tcMar>
+              <w:top w:w="80" w:type="dxa"/>
+              <w:left w:w="160" w:type="dxa"/>
+              <w:bottom w:w="80" w:type="dxa"/>
+              <w:right w:w="120" w:type="dxa"/>
+            </w:tcMar>
+            <w:hideMark/>
+          </w:tcPr>
+          <w:p>
+            <w:pPr>
+              <w:spacing w:before="18" w:after="18"/>
+            </w:pPr>
+            <w:r>
+              <w:rPr>
+                <w:rFonts w:ascii="Courier New" w:eastAsia="Courier New" w:hAnsi="Courier New" w:cs="Courier New"/>
+                <w:color w:val="1E3A5F"/>
+                <w:sz w:val="16"/>
+                <w:szCs w:val="16"/>
+              </w:rPr>
+              <w:t>Table: users ( id, name, age )</w:t>
+            </w:r>
+          </w:p>
+        </w:tc>
+      </w:tr>
+    </w:tbl>
+    <w:p>
+      <w:pPr>
+        <w:pStyle w:val="ListParagraph"/>
+        <w:numPr>
+          <w:ilvl w:val="0"/>
+          <w:numId w:val="4"/>
+        </w:numPr>
+        <w:spacing w:before="30" w:after="30"/>
+      </w:pPr>
+      <w:r>
+        <w:rPr>
+          <w:color w:val="0F172A"/>
+        </w:rPr>
+        <w:t>Write the query.</w:t>
+      </w:r>
+    </w:p>
+    <w:p>
+      <w:pPr>
+        <w:pStyle w:val="ListParagraph"/>
+        <w:numPr>
+          <w:ilvl w:val="0"/>
+          <w:numId w:val="4"/>
+        </w:numPr>
+        <w:spacing w:before="30" w:after="30"/>
+      </w:pPr>
+      <w:r>
+        <w:rPr>
+          <w:color w:val="0F172A"/>
+        </w:rPr>
+        <w:t>Explain the ORDER BY clause.</w:t>
+      </w:r>
+    </w:p>
+    <w:p>
+      <w:pPr>
+        <w:spacing w:before="30" w:after="30"/>
+      </w:pPr>
+      <w:r>
+        <w:t>Ans:</w:t>
+      </w:r>
+    </w:p>
+    <w:p>
+      <w:pPr>
+        <w:spacing w:before="30" w:after="30"/>
+      </w:pPr>
+      <w:r>
+        <w:t>SELECT *</w:t>
+      </w:r>
+    </w:p>
+    <w:p>
+      <w:pPr>
+        <w:spacing w:before="30" w:after="30"/>
+      </w:pPr>
+      <w:r>
+        <w:t>FROM users</w:t>
+      </w:r>
+    </w:p>
+    <w:p>
+      <w:pPr>
+        <w:spacing w:before="30" w:after="30"/>
+      </w:pPr>
+      <w:r>
+        <w:t>ORDER BY name ASC;</w:t>
+      </w:r>
+    </w:p>
+    <w:p>
+      <w:pPr>
+        <w:spacing w:before="30" w:after="30"/>
+      </w:pPr>
+    </w:p>
+    <w:p>
+      <w:pPr>
+        <w:rPr>
+          <w:rFonts w:ascii="Times New Roman" w:eastAsia="Times New Roman" w:hAnsi="Times New Roman" w:cs="Times New Roman"/>
+          <w:sz w:val="24"/>
+          <w:szCs w:val="24"/>
+          <w:lang w:bidi="ar-SA"/>
+        </w:rPr>
+      </w:pPr>
+      <w:r>
+        <w:rPr>
+          <w:rFonts w:ascii="Times New Roman" w:eastAsia="Times New Roman" w:hAnsi="Symbol" w:cs="Times New Roman"/>
+          <w:sz w:val="24"/>
+          <w:szCs w:val="24"/>
+          <w:lang w:bidi="ar-SA"/>
+        </w:rPr>
+        <w:t></w:t>
+      </w:r>
+      <w:r>
+        <w:rPr>
+          <w:rFonts w:ascii="Times New Roman" w:eastAsia="Times New Roman" w:hAnsi="Times New Roman" w:cs="Times New Roman"/>
+          <w:sz w:val="24"/>
+          <w:szCs w:val="24"/>
+          <w:lang w:bidi="ar-SA"/>
+        </w:rPr>
+        <w:t xml:space="preserve">  The </w:t>
+      </w:r>
+      <w:r>
+        <w:rPr>
+          <w:rFonts w:ascii="Courier New" w:eastAsia="Times New Roman" w:hAnsi="Courier New" w:cs="Courier New"/>
+          <w:lang w:bidi="ar-SA"/>
+        </w:rPr>
+        <w:t>ORDER BY</w:t>
+      </w:r>
+      <w:r>
+        <w:rPr>
+          <w:rFonts w:ascii="Times New Roman" w:eastAsia="Times New Roman" w:hAnsi="Times New Roman" w:cs="Times New Roman"/>
+          <w:sz w:val="24"/>
+          <w:szCs w:val="24"/>
+          <w:lang w:bidi="ar-SA"/>
+        </w:rPr>
+        <w:t xml:space="preserve"> clause is used to sort the result set. </w:t>
+      </w:r>
+    </w:p>
+    <w:p>
+      <w:pPr>
+        <w:rPr>
+          <w:rFonts w:ascii="Times New Roman" w:eastAsia="Times New Roman" w:hAnsi="Times New Roman" w:cs="Times New Roman"/>
+          <w:sz w:val="24"/>
+          <w:szCs w:val="24"/>
+          <w:lang w:bidi="ar-SA"/>
+        </w:rPr>
+      </w:pPr>
+      <w:r>
+        <w:rPr>
+          <w:rFonts w:ascii="Times New Roman" w:eastAsia="Times New Roman" w:hAnsi="Symbol" w:cs="Times New Roman"/>
+          <w:sz w:val="24"/>
+          <w:szCs w:val="24"/>
+          <w:lang w:bidi="ar-SA"/>
+        </w:rPr>
+        <w:t></w:t>
+      </w:r>
+      <w:r>
+        <w:rPr>
+          <w:rFonts w:ascii="Times New Roman" w:eastAsia="Times New Roman" w:hAnsi="Times New Roman" w:cs="Times New Roman"/>
+          <w:sz w:val="24"/>
+          <w:szCs w:val="24"/>
+          <w:lang w:bidi="ar-SA"/>
+        </w:rPr>
+        <w:t xml:space="preserve">  It can sort data in </w:t>
+      </w:r>
+      <w:r>
+        <w:rPr>
+          <w:rFonts w:ascii="Times New Roman" w:eastAsia="Times New Roman" w:hAnsi="Times New Roman" w:cs="Times New Roman"/>
+          <w:b/>
+          <w:bCs/>
+          <w:sz w:val="24"/>
+          <w:szCs w:val="24"/>
+          <w:lang w:bidi="ar-SA"/>
+        </w:rPr>
+        <w:t>ascending (ASC)</w:t>
+      </w:r>
+      <w:r>
+        <w:rPr>
+          <w:rFonts w:ascii="Times New Roman" w:eastAsia="Times New Roman" w:hAnsi="Times New Roman" w:cs="Times New Roman"/>
+          <w:sz w:val="24"/>
+          <w:szCs w:val="24"/>
+          <w:lang w:bidi="ar-SA"/>
+        </w:rPr>
+        <w:t xml:space="preserve"> or </w:t>
+      </w:r>
+      <w:r>
+        <w:rPr>
+          <w:rFonts w:ascii="Times New Roman" w:eastAsia="Times New Roman" w:hAnsi="Times New Roman" w:cs="Times New Roman"/>
+          <w:b/>
+          <w:bCs/>
+          <w:sz w:val="24"/>
+          <w:szCs w:val="24"/>
+          <w:lang w:bidi="ar-SA"/>
+        </w:rPr>
+        <w:t>descending (DESC)</w:t>
+      </w:r>
+      <w:r>
+        <w:rPr>
+          <w:rFonts w:ascii="Times New Roman" w:eastAsia="Times New Roman" w:hAnsi="Times New Roman" w:cs="Times New Roman"/>
+          <w:sz w:val="24"/>
+          <w:szCs w:val="24"/>
+          <w:lang w:bidi="ar-SA"/>
+        </w:rPr>
+        <w:t xml:space="preserve"> order. </w:t>
+      </w:r>
+    </w:p>
+    <w:p>
+      <w:pPr>
+        <w:spacing w:before="30" w:after="30"/>
+        <w:rPr>
+          <w:rFonts w:ascii="Times New Roman" w:eastAsia="Times New Roman" w:hAnsi="Times New Roman" w:cs="Times New Roman"/>
+          <w:sz w:val="24"/>
+          <w:szCs w:val="24"/>
+          <w:lang w:bidi="ar-SA"/>
+        </w:rPr>
+      </w:pPr>
+      <w:r>
+        <w:rPr>
+          <w:rFonts w:ascii="Times New Roman" w:eastAsia="Times New Roman" w:hAnsi="Symbol" w:cs="Times New Roman"/>
+          <w:sz w:val="24"/>
+          <w:szCs w:val="24"/>
+          <w:lang w:bidi="ar-SA"/>
+        </w:rPr>
+        <w:t></w:t>
+      </w:r>
+      <w:r>
+        <w:rPr>
+          <w:rFonts w:ascii="Times New Roman" w:eastAsia="Times New Roman" w:hAnsi="Times New Roman" w:cs="Times New Roman"/>
+          <w:sz w:val="24"/>
+          <w:szCs w:val="24"/>
+          <w:lang w:bidi="ar-SA"/>
+        </w:rPr>
+        <w:t xml:space="preserve">  If no order is specified, MySQL sorts in ascending order by default.</w:t>
+      </w:r>
+    </w:p>
+    <w:p>
+      <w:pPr>
+        <w:spacing w:before="30" w:after="30"/>
+        <w:rPr>
+          <w:rFonts w:ascii="Times New Roman" w:eastAsia="Times New Roman" w:hAnsi="Times New Roman" w:cs="Times New Roman"/>
+          <w:sz w:val="24"/>
+          <w:szCs w:val="24"/>
+          <w:lang w:bidi="ar-SA"/>
+        </w:rPr>
+      </w:pPr>
+    </w:p>
+    <w:p>
+      <w:pPr>
+        <w:spacing w:before="30" w:after="30"/>
+        <w:rPr>
+          <w:rFonts w:ascii="Times New Roman" w:eastAsia="Times New Roman" w:hAnsi="Times New Roman" w:cs="Times New Roman"/>
+          <w:sz w:val="24"/>
+          <w:szCs w:val="24"/>
+          <w:lang w:bidi="ar-SA"/>
+        </w:rPr>
+      </w:pPr>
+      <w:r>
+        <w:rPr>
+          <w:rFonts w:ascii="Times New Roman" w:eastAsia="Times New Roman" w:hAnsi="Times New Roman" w:cs="Times New Roman"/>
+          <w:sz w:val="24"/>
+          <w:szCs w:val="24"/>
+          <w:lang w:bidi="ar-SA"/>
+        </w:rPr>
+        <w:t>30.</w:t>
+      </w:r>
+    </w:p>
+    <w:p>
+      <w:pPr>
+        <w:spacing w:before="60" w:after="60"/>
+      </w:pPr>
+      <w:r>
+        <w:rPr>
+          <w:color w:val="0F172A"/>
+        </w:rPr>
+        <w:t>Write a query to return User Name and Total Number of Orders for every user.</w:t>
+      </w:r>
+    </w:p>
+    <w:p>
+      <w:pPr>
+        <w:spacing w:after="18"/>
+      </w:pPr>
+    </w:p>
+    <w:tbl>
+      <w:tblPr>
+        <w:tblW w:w="9360" w:type="dxa"/>
+        <w:tblBorders>
+          <w:top w:val="single" w:sz="4" w:space="0" w:color="auto"/>
+          <w:left w:val="single" w:sz="4" w:space="0" w:color="auto"/>
+          <w:bottom w:val="single" w:sz="4" w:space="0" w:color="auto"/>
+          <w:right w:val="single" w:sz="4" w:space="0" w:color="auto"/>
+          <w:insideH w:val="single" w:sz="4" w:space="0" w:color="auto"/>
+          <w:insideV w:val="single" w:sz="4" w:space="0" w:color="auto"/>
+        </w:tblBorders>
+        <w:tblCellMar>
+          <w:left w:w="10" w:type="dxa"/>
+          <w:right w:w="10" w:type="dxa"/>
+        </w:tblCellMar>
+        <w:tblLook w:val="04A0" w:firstRow="1" w:lastRow="0" w:firstColumn="1" w:lastColumn="0" w:noHBand="0" w:noVBand="1"/>
+      </w:tblPr>
+      <w:tblGrid>
+        <w:gridCol w:w="9360"/>
+      </w:tblGrid>
+      <w:tr>
+        <w:tc>
+          <w:tcPr>
+            <w:tcW w:w="9360" w:type="dxa"/>
+            <w:tcBorders>
+              <w:top w:val="single" w:sz="2" w:space="0" w:color="CBD5E1"/>
+              <w:left w:val="single" w:sz="2" w:space="0" w:color="CBD5E1"/>
+              <w:bottom w:val="single" w:sz="2" w:space="0" w:color="CBD5E1"/>
+              <w:right w:val="single" w:sz="2" w:space="0" w:color="CBD5E1"/>
+            </w:tcBorders>
+            <w:shd w:val="clear" w:color="auto" w:fill="F0F4F8"/>
+            <w:tcMar>
+              <w:top w:w="80" w:type="dxa"/>
+              <w:left w:w="160" w:type="dxa"/>
+              <w:bottom w:w="80" w:type="dxa"/>
+              <w:right w:w="120" w:type="dxa"/>
+            </w:tcMar>
+            <w:hideMark/>
+          </w:tcPr>
+          <w:p>
+            <w:pPr>
+              <w:spacing w:before="18" w:after="18"/>
+            </w:pPr>
+            <w:r>
+              <w:rPr>
+                <w:rFonts w:ascii="Courier New" w:eastAsia="Courier New" w:hAnsi="Courier New" w:cs="Courier New"/>
+                <w:color w:val="1E3A5F"/>
+                <w:sz w:val="16"/>
+                <w:szCs w:val="16"/>
+              </w:rPr>
+              <w:t>Tables:</w:t>
+            </w:r>
+          </w:p>
+          <w:p>
+            <w:pPr>
+              <w:spacing w:before="18" w:after="18"/>
+            </w:pPr>
+            <w:r>
+              <w:rPr>
+                <w:rFonts w:ascii="Courier New" w:eastAsia="Courier New" w:hAnsi="Courier New" w:cs="Courier New"/>
+                <w:color w:val="1E3A5F"/>
+                <w:sz w:val="16"/>
+                <w:szCs w:val="16"/>
+              </w:rPr>
+              <w:t xml:space="preserve"> users ( id, name )</w:t>
+            </w:r>
+          </w:p>
+          <w:p>
+            <w:pPr>
+              <w:spacing w:before="18" w:after="18"/>
+            </w:pPr>
+            <w:r>
+              <w:rPr>
+                <w:rFonts w:ascii="Courier New" w:eastAsia="Courier New" w:hAnsi="Courier New" w:cs="Courier New"/>
+                <w:color w:val="1E3A5F"/>
+                <w:sz w:val="16"/>
+                <w:szCs w:val="16"/>
+              </w:rPr>
+              <w:t xml:space="preserve"> orders ( id, </w:t>
+            </w:r>
+            <w:proofErr w:type="spellStart"/>
+            <w:r>
+              <w:rPr>
+                <w:rFonts w:ascii="Courier New" w:eastAsia="Courier New" w:hAnsi="Courier New" w:cs="Courier New"/>
+                <w:color w:val="1E3A5F"/>
+                <w:sz w:val="16"/>
+                <w:szCs w:val="16"/>
+              </w:rPr>
+              <w:t>user_id</w:t>
+            </w:r>
+            <w:proofErr w:type="spellEnd"/>
+            <w:r>
+              <w:rPr>
+                <w:rFonts w:ascii="Courier New" w:eastAsia="Courier New" w:hAnsi="Courier New" w:cs="Courier New"/>
+                <w:color w:val="1E3A5F"/>
+                <w:sz w:val="16"/>
+                <w:szCs w:val="16"/>
+              </w:rPr>
+              <w:t>, amount )</w:t>
+            </w:r>
+          </w:p>
+        </w:tc>
+      </w:tr>
+    </w:tbl>
+    <w:p>
+      <w:pPr>
+        <w:pStyle w:val="ListParagraph"/>
+        <w:numPr>
+          <w:ilvl w:val="0"/>
+          <w:numId w:val="4"/>
+        </w:numPr>
+        <w:spacing w:before="30" w:after="30"/>
+      </w:pPr>
+      <w:r>
+        <w:rPr>
+          <w:color w:val="0F172A"/>
+        </w:rPr>
+        <w:t>Write the query.</w:t>
+      </w:r>
+    </w:p>
+    <w:p>
+      <w:pPr>
+        <w:pStyle w:val="ListParagraph"/>
+        <w:numPr>
+          <w:ilvl w:val="0"/>
+          <w:numId w:val="4"/>
+        </w:numPr>
+        <w:spacing w:before="30" w:after="30"/>
+      </w:pPr>
+      <w:r>
+        <w:rPr>
+          <w:color w:val="0F172A"/>
+        </w:rPr>
+        <w:t>Explain the JOIN used.</w:t>
+      </w:r>
+    </w:p>
+    <w:p>
+      <w:pPr>
+        <w:pStyle w:val="ListParagraph"/>
+        <w:numPr>
+          <w:ilvl w:val="0"/>
+          <w:numId w:val="4"/>
+        </w:numPr>
+        <w:spacing w:before="30" w:after="30"/>
+      </w:pPr>
+      <w:r>
+        <w:rPr>
+          <w:color w:val="0F172A"/>
+        </w:rPr>
+        <w:t>Explain the GROUP BY clause.</w:t>
+      </w:r>
+    </w:p>
+    <w:p>
+      <w:pPr>
+        <w:spacing w:before="30" w:after="30"/>
+      </w:pPr>
+      <w:r>
+        <w:t>Ans.</w:t>
+      </w:r>
+    </w:p>
+    <w:p>
+      <w:pPr>
+        <w:spacing w:before="30" w:after="30"/>
+      </w:pPr>
+      <w:r>
+        <w:t xml:space="preserve">SELECT u.name AS </w:t>
+      </w:r>
+      <w:proofErr w:type="spellStart"/>
+      <w:r>
+        <w:t>user_name</w:t>
+      </w:r>
+      <w:proofErr w:type="spellEnd"/>
+      <w:r>
+        <w:t>,</w:t>
+      </w:r>
+    </w:p>
+    <w:p>
+      <w:pPr>
+        <w:spacing w:before="30" w:after="30"/>
+      </w:pPr>
+      <w:r>
+        <w:t xml:space="preserve">       COUNT(o.id) AS </w:t>
+      </w:r>
+      <w:proofErr w:type="spellStart"/>
+      <w:r>
+        <w:t>total_orders</w:t>
+      </w:r>
+      <w:proofErr w:type="spellEnd"/>
+    </w:p>
+    <w:p>
+      <w:pPr>
+        <w:spacing w:before="30" w:after="30"/>
+      </w:pPr>
+      <w:r>
+        <w:t>FROM users u</w:t>
+      </w:r>
+    </w:p>
+    <w:p>
+      <w:pPr>
+        <w:spacing w:before="30" w:after="30"/>
+      </w:pPr>
+      <w:r>
+        <w:t>LEFT JOIN orders o</w:t>
+      </w:r>
+    </w:p>
+    <w:p>
+      <w:pPr>
+        <w:spacing w:before="30" w:after="30"/>
+      </w:pPr>
+      <w:r>
+        <w:t xml:space="preserve">       ON u.id = </w:t>
+      </w:r>
+      <w:proofErr w:type="spellStart"/>
+      <w:r>
+        <w:t>o.user_id</w:t>
+      </w:r>
+      <w:proofErr w:type="spellEnd"/>
+    </w:p>
+    <w:p>
+      <w:pPr>
+        <w:spacing w:before="30" w:after="30"/>
+      </w:pPr>
+      <w:r>
+        <w:t>GROUP BY u.id, u.name;</w:t>
+      </w:r>
+    </w:p>
+    <w:p>
+      <w:pPr>
+        <w:spacing w:before="30" w:after="30"/>
+      </w:pPr>
+    </w:p>
+    <w:p>
+      <w:pPr>
+        <w:spacing w:before="30" w:after="30"/>
+      </w:pPr>
+      <w:r>
+        <w:t>31.</w:t>
+      </w:r>
+    </w:p>
+    <w:p>
+      <w:pPr>
+        <w:spacing w:before="60" w:after="60"/>
+      </w:pPr>
+      <w:r>
+        <w:rPr>
+          <w:color w:val="0F172A"/>
+        </w:rPr>
+        <w:t>Using the same tables, write a query to return User Name, Total Number of Orders, and Total Order Amount, sorted by Total Order Amount in descending order.</w:t>
+      </w:r>
+    </w:p>
+    <w:p>
+      <w:pPr>
+        <w:spacing w:after="18"/>
+      </w:pPr>
+    </w:p>
+    <w:tbl>
+      <w:tblPr>
+        <w:tblW w:w="9360" w:type="dxa"/>
+        <w:tblBorders>
+          <w:top w:val="single" w:sz="4" w:space="0" w:color="auto"/>
+          <w:left w:val="single" w:sz="4" w:space="0" w:color="auto"/>
+          <w:bottom w:val="single" w:sz="4" w:space="0" w:color="auto"/>
+          <w:right w:val="single" w:sz="4" w:space="0" w:color="auto"/>
+          <w:insideH w:val="single" w:sz="4" w:space="0" w:color="auto"/>
+          <w:insideV w:val="single" w:sz="4" w:space="0" w:color="auto"/>
+        </w:tblBorders>
+        <w:tblCellMar>
+          <w:left w:w="10" w:type="dxa"/>
+          <w:right w:w="10" w:type="dxa"/>
+        </w:tblCellMar>
+        <w:tblLook w:val="04A0" w:firstRow="1" w:lastRow="0" w:firstColumn="1" w:lastColumn="0" w:noHBand="0" w:noVBand="1"/>
+      </w:tblPr>
+      <w:tblGrid>
+        <w:gridCol w:w="9360"/>
+      </w:tblGrid>
+      <w:tr>
+        <w:tc>
+          <w:tcPr>
+            <w:tcW w:w="9360" w:type="dxa"/>
+            <w:tcBorders>
+              <w:top w:val="single" w:sz="2" w:space="0" w:color="CBD5E1"/>
+              <w:left w:val="single" w:sz="2" w:space="0" w:color="CBD5E1"/>
+              <w:bottom w:val="single" w:sz="2" w:space="0" w:color="CBD5E1"/>
+              <w:right w:val="single" w:sz="2" w:space="0" w:color="CBD5E1"/>
+            </w:tcBorders>
+            <w:shd w:val="clear" w:color="auto" w:fill="F0F4F8"/>
+            <w:tcMar>
+              <w:top w:w="80" w:type="dxa"/>
+              <w:left w:w="160" w:type="dxa"/>
+              <w:bottom w:w="80" w:type="dxa"/>
+              <w:right w:w="120" w:type="dxa"/>
+            </w:tcMar>
+            <w:hideMark/>
+          </w:tcPr>
+          <w:p>
+            <w:pPr>
+              <w:spacing w:before="18" w:after="18"/>
+            </w:pPr>
+            <w:r>
+              <w:rPr>
+                <w:rFonts w:ascii="Courier New" w:eastAsia="Courier New" w:hAnsi="Courier New" w:cs="Courier New"/>
+                <w:color w:val="1E3A5F"/>
+                <w:sz w:val="16"/>
+                <w:szCs w:val="16"/>
+              </w:rPr>
+              <w:t>Tables:</w:t>
+            </w:r>
+          </w:p>
+          <w:p>
+            <w:pPr>
+              <w:spacing w:before="18" w:after="18"/>
+            </w:pPr>
+            <w:r>
+              <w:rPr>
+                <w:rFonts w:ascii="Courier New" w:eastAsia="Courier New" w:hAnsi="Courier New" w:cs="Courier New"/>
+                <w:color w:val="1E3A5F"/>
+                <w:sz w:val="16"/>
+                <w:szCs w:val="16"/>
+              </w:rPr>
+              <w:t xml:space="preserve"> users ( id, name )</w:t>
+            </w:r>
+          </w:p>
+          <w:p>
+            <w:pPr>
+              <w:spacing w:before="18" w:after="18"/>
+            </w:pPr>
+            <w:r>
+              <w:rPr>
+                <w:rFonts w:ascii="Courier New" w:eastAsia="Courier New" w:hAnsi="Courier New" w:cs="Courier New"/>
+                <w:color w:val="1E3A5F"/>
+                <w:sz w:val="16"/>
+                <w:szCs w:val="16"/>
+              </w:rPr>
+              <w:t xml:space="preserve"> orders ( id, </w:t>
+            </w:r>
+            <w:proofErr w:type="spellStart"/>
+            <w:r>
+              <w:rPr>
+                <w:rFonts w:ascii="Courier New" w:eastAsia="Courier New" w:hAnsi="Courier New" w:cs="Courier New"/>
+                <w:color w:val="1E3A5F"/>
+                <w:sz w:val="16"/>
+                <w:szCs w:val="16"/>
+              </w:rPr>
+              <w:t>user_id</w:t>
+            </w:r>
+            <w:proofErr w:type="spellEnd"/>
+            <w:r>
+              <w:rPr>
+                <w:rFonts w:ascii="Courier New" w:eastAsia="Courier New" w:hAnsi="Courier New" w:cs="Courier New"/>
+                <w:color w:val="1E3A5F"/>
+                <w:sz w:val="16"/>
+                <w:szCs w:val="16"/>
+              </w:rPr>
+              <w:t>, amount )</w:t>
+            </w:r>
+          </w:p>
+        </w:tc>
+      </w:tr>
+    </w:tbl>
+    <w:p>
+      <w:pPr>
+        <w:pStyle w:val="ListParagraph"/>
+        <w:numPr>
+          <w:ilvl w:val="0"/>
+          <w:numId w:val="4"/>
+        </w:numPr>
+        <w:spacing w:before="30" w:after="30"/>
+      </w:pPr>
+      <w:r>
+        <w:rPr>
+          <w:color w:val="0F172A"/>
+        </w:rPr>
+        <w:t>Write the query.</w:t>
+      </w:r>
+    </w:p>
+    <w:p>
+      <w:pPr>
+        <w:pStyle w:val="ListParagraph"/>
+        <w:numPr>
+          <w:ilvl w:val="0"/>
+          <w:numId w:val="4"/>
+        </w:numPr>
+        <w:spacing w:before="30" w:after="30"/>
+      </w:pPr>
+      <w:r>
+        <w:rPr>
+          <w:color w:val="0F172A"/>
+        </w:rPr>
+        <w:t>Explain JOIN, GROUP BY, and ORDER BY.</w:t>
+      </w:r>
+    </w:p>
+    <w:p>
+      <w:pPr>
+        <w:spacing w:before="30" w:after="30"/>
+      </w:pPr>
+      <w:r>
+        <w:t>Ans:</w:t>
+      </w:r>
+    </w:p>
+    <w:p>
+      <w:pPr>
+        <w:spacing w:before="30" w:after="30"/>
+      </w:pPr>
+      <w:r>
+        <w:t xml:space="preserve">SELECT u.name AS </w:t>
+      </w:r>
+      <w:proofErr w:type="spellStart"/>
+      <w:r>
+        <w:t>user_name</w:t>
+      </w:r>
+      <w:proofErr w:type="spellEnd"/>
+      <w:r>
+        <w:t>,</w:t>
+      </w:r>
+    </w:p>
+    <w:p>
+      <w:pPr>
+        <w:spacing w:before="30" w:after="30"/>
+      </w:pPr>
+      <w:r>
+        <w:t xml:space="preserve">       COUNT(o.id) AS </w:t>
+      </w:r>
+      <w:proofErr w:type="spellStart"/>
+      <w:r>
+        <w:t>total_orders</w:t>
+      </w:r>
+      <w:proofErr w:type="spellEnd"/>
+      <w:r>
+        <w:t>,</w:t>
+      </w:r>
+    </w:p>
+    <w:p>
+      <w:pPr>
+        <w:spacing w:before="30" w:after="30"/>
+      </w:pPr>
+      <w:r>
+        <w:t xml:space="preserve">       COALESCE(SUM(</w:t>
+      </w:r>
+      <w:proofErr w:type="spellStart"/>
+      <w:r>
+        <w:t>o.amount</w:t>
+      </w:r>
+      <w:proofErr w:type="spellEnd"/>
+      <w:r>
+        <w:t xml:space="preserve">), 0) AS </w:t>
+      </w:r>
+      <w:proofErr w:type="spellStart"/>
+      <w:r>
+        <w:t>total_order_amount</w:t>
+      </w:r>
+      <w:proofErr w:type="spellEnd"/>
+    </w:p>
+    <w:p>
+      <w:pPr>
+        <w:spacing w:before="30" w:after="30"/>
+      </w:pPr>
+      <w:r>
+        <w:t>FROM users u</w:t>
+      </w:r>
+    </w:p>
+    <w:p>
+      <w:pPr>
+        <w:spacing w:before="30" w:after="30"/>
+      </w:pPr>
+      <w:r>
+        <w:t>LEFT JOIN orders o</w:t>
+      </w:r>
+    </w:p>
+    <w:p>
+      <w:pPr>
+        <w:spacing w:before="30" w:after="30"/>
+      </w:pPr>
+      <w:r>
+        <w:t xml:space="preserve">       ON u.id = </w:t>
+      </w:r>
+      <w:proofErr w:type="spellStart"/>
+      <w:r>
+        <w:t>o.user_id</w:t>
+      </w:r>
+      <w:proofErr w:type="spellEnd"/>
+    </w:p>
+    <w:p>
+      <w:pPr>
+        <w:spacing w:before="30" w:after="30"/>
+      </w:pPr>
+      <w:r>
+        <w:t>GROUP BY u.id, u.name</w:t>
+      </w:r>
+    </w:p>
+    <w:p>
+      <w:pPr>
+        <w:spacing w:before="30" w:after="30"/>
+      </w:pPr>
+      <w:r>
+        <w:t xml:space="preserve">ORDER BY </w:t>
+      </w:r>
+      <w:proofErr w:type="spellStart"/>
+      <w:r>
+        <w:t>total_order_amount</w:t>
+      </w:r>
+      <w:proofErr w:type="spellEnd"/>
+      <w:r>
+        <w:t xml:space="preserve"> DESC;</w:t>
+      </w:r>
+    </w:p>
+    <w:p>
+      <w:pPr>
+        <w:spacing w:before="30" w:after="30"/>
+      </w:pPr>
+    </w:p>
+    <w:p>
+      <w:pPr>
+        <w:spacing w:before="30" w:after="30"/>
+      </w:pPr>
+      <w:r>
+        <w:t>32.</w:t>
+      </w:r>
+    </w:p>
+    <w:p>
+      <w:pPr>
+        <w:spacing w:before="60" w:after="60"/>
+      </w:pPr>
+      <w:r>
+        <w:rPr>
+          <w:color w:val="0F172A"/>
+        </w:rPr>
+        <w:t>Explain the difference between INNER JOIN and LEFT JOIN in MySQL.</w:t>
+      </w:r>
+    </w:p>
+    <w:p>
+      <w:pPr>
+        <w:pStyle w:val="ListParagraph"/>
+        <w:numPr>
+          <w:ilvl w:val="0"/>
+          <w:numId w:val="4"/>
+        </w:numPr>
+        <w:spacing w:before="30" w:after="30"/>
+      </w:pPr>
+      <w:r>
+        <w:rPr>
+          <w:color w:val="0F172A"/>
+        </w:rPr>
+        <w:t>What does INNER JOIN return?</w:t>
+      </w:r>
+    </w:p>
+    <w:p>
+      <w:pPr>
+        <w:pStyle w:val="ListParagraph"/>
+        <w:numPr>
+          <w:ilvl w:val="0"/>
+          <w:numId w:val="4"/>
+        </w:numPr>
+        <w:spacing w:before="30" w:after="30"/>
+      </w:pPr>
+      <w:r>
+        <w:rPr>
+          <w:color w:val="0F172A"/>
+        </w:rPr>
+        <w:t>What does LEFT JOIN return?</w:t>
+      </w:r>
+    </w:p>
+    <w:p>
+      <w:pPr>
+        <w:pStyle w:val="ListParagraph"/>
+        <w:numPr>
+          <w:ilvl w:val="0"/>
+          <w:numId w:val="4"/>
+        </w:numPr>
+        <w:spacing w:before="30" w:after="30"/>
+      </w:pPr>
+      <w:r>
+        <w:rPr>
+          <w:color w:val="0F172A"/>
+        </w:rPr>
+        <w:t>Provide one example where their results would differ.</w:t>
+      </w:r>
+    </w:p>
+    <w:p>
+      <w:pPr>
+        <w:spacing w:before="30" w:after="30"/>
+      </w:pPr>
+      <w:r>
+        <w:t>Ans:</w:t>
+      </w:r>
+    </w:p>
+    <w:p>
+      <w:pPr>
+        <w:spacing w:before="30" w:after="30"/>
+        <w:rPr>
+          <w:rStyle w:val="Strong"/>
+        </w:rPr>
+      </w:pPr>
+      <w:r>
+        <w:rPr>
+          <w:rStyle w:val="HTMLCode"/>
+          <w:rFonts w:eastAsia="Arial"/>
+        </w:rPr>
+        <w:t>INNER JOIN</w:t>
+      </w:r>
+      <w:r>
+        <w:t xml:space="preserve"> returns </w:t>
+      </w:r>
+      <w:r>
+        <w:rPr>
+          <w:rStyle w:val="Strong"/>
+        </w:rPr>
+        <w:t>only the rows that have matching values in both tables</w:t>
+      </w:r>
+    </w:p>
+    <w:p>
+      <w:pPr>
+        <w:spacing w:before="30" w:after="30"/>
+      </w:pPr>
+      <w:r>
+        <w:t>SELECT *</w:t>
+      </w:r>
+    </w:p>
+    <w:p>
+      <w:pPr>
+        <w:spacing w:before="30" w:after="30"/>
+      </w:pPr>
+      <w:r>
+        <w:t>FROM users u</w:t>
+      </w:r>
+    </w:p>
+    <w:p>
+      <w:pPr>
+        <w:spacing w:before="30" w:after="30"/>
+      </w:pPr>
+      <w:r>
+        <w:t>INNER JOIN orders o</w:t>
+      </w:r>
+    </w:p>
+    <w:p>
+      <w:pPr>
+        <w:spacing w:before="30" w:after="30"/>
+      </w:pPr>
+      <w:r>
+        <w:t xml:space="preserve">ON u.id = </w:t>
+      </w:r>
+      <w:proofErr w:type="spellStart"/>
+      <w:r>
+        <w:t>o.user_id</w:t>
+      </w:r>
+      <w:proofErr w:type="spellEnd"/>
+      <w:r>
+        <w:t>;</w:t>
+      </w:r>
+    </w:p>
+    <w:p>
+      <w:pPr>
+        <w:rPr>
+          <w:rFonts w:ascii="Times New Roman" w:eastAsia="Times New Roman" w:hAnsi="Times New Roman" w:cs="Times New Roman"/>
+          <w:sz w:val="24"/>
+          <w:szCs w:val="24"/>
+          <w:lang w:bidi="ar-SA"/>
+        </w:rPr>
+      </w:pPr>
+      <w:r>
+        <w:rPr>
+          <w:rFonts w:ascii="Times New Roman" w:eastAsia="Times New Roman" w:hAnsi="Symbol" w:cs="Times New Roman"/>
+          <w:sz w:val="24"/>
+          <w:szCs w:val="24"/>
+          <w:lang w:bidi="ar-SA"/>
+        </w:rPr>
+        <w:t></w:t>
+      </w:r>
+      <w:r>
+        <w:rPr>
+          <w:rFonts w:ascii="Times New Roman" w:eastAsia="Times New Roman" w:hAnsi="Times New Roman" w:cs="Times New Roman"/>
+          <w:sz w:val="24"/>
+          <w:szCs w:val="24"/>
+          <w:lang w:bidi="ar-SA"/>
+        </w:rPr>
+        <w:t xml:space="preserve">  Users without orders are excluded. </w:t>
+      </w:r>
+    </w:p>
+    <w:p>
+      <w:pPr>
+        <w:spacing w:before="30" w:after="30"/>
+        <w:rPr>
+          <w:rFonts w:ascii="Times New Roman" w:eastAsia="Times New Roman" w:hAnsi="Times New Roman" w:cs="Times New Roman"/>
+          <w:sz w:val="24"/>
+          <w:szCs w:val="24"/>
+          <w:lang w:bidi="ar-SA"/>
+        </w:rPr>
+      </w:pPr>
+      <w:r>
+        <w:rPr>
+          <w:rFonts w:ascii="Times New Roman" w:eastAsia="Times New Roman" w:hAnsi="Symbol" w:cs="Times New Roman"/>
+          <w:sz w:val="24"/>
+          <w:szCs w:val="24"/>
+          <w:lang w:bidi="ar-SA"/>
+        </w:rPr>
+        <w:t></w:t>
+      </w:r>
+      <w:r>
+        <w:rPr>
+          <w:rFonts w:ascii="Times New Roman" w:eastAsia="Times New Roman" w:hAnsi="Times New Roman" w:cs="Times New Roman"/>
+          <w:sz w:val="24"/>
+          <w:szCs w:val="24"/>
+          <w:lang w:bidi="ar-SA"/>
+        </w:rPr>
+        <w:t xml:space="preserve">  Orders without a matching user are excluded.</w:t>
+      </w:r>
+    </w:p>
+    <w:p>
+      <w:pPr>
+        <w:spacing w:before="30" w:after="30"/>
+        <w:rPr>
+          <w:rFonts w:ascii="Times New Roman" w:eastAsia="Times New Roman" w:hAnsi="Times New Roman" w:cs="Times New Roman"/>
+          <w:sz w:val="24"/>
+          <w:szCs w:val="24"/>
+          <w:lang w:bidi="ar-SA"/>
+        </w:rPr>
+      </w:pPr>
+    </w:p>
+    <w:p>
+      <w:pPr>
+        <w:spacing w:before="30" w:after="30"/>
+      </w:pPr>
+      <w:r>
+        <w:rPr>
+          <w:rStyle w:val="HTMLCode"/>
+          <w:rFonts w:eastAsia="Arial"/>
+        </w:rPr>
+        <w:t>LEFT JOIN</w:t>
+      </w:r>
+      <w:r>
+        <w:t xml:space="preserve"> returns </w:t>
+      </w:r>
+      <w:r>
+        <w:rPr>
+          <w:rStyle w:val="Strong"/>
+        </w:rPr>
+        <w:t>all rows from the left table</w:t>
+      </w:r>
+      <w:r>
+        <w:t xml:space="preserve"> and the matching rows from the right table.</w:t>
+      </w:r>
+    </w:p>
+    <w:p>
+      <w:pPr>
+        <w:spacing w:before="30" w:after="30"/>
+      </w:pPr>
+      <w:r>
+        <w:t>SELECT *</w:t>
+      </w:r>
+    </w:p>
+    <w:p>
+      <w:pPr>
+        <w:spacing w:before="30" w:after="30"/>
+      </w:pPr>
+      <w:r>
+        <w:t>FROM users u</w:t>
+      </w:r>
+    </w:p>
+    <w:p>
+      <w:pPr>
+        <w:spacing w:before="30" w:after="30"/>
+      </w:pPr>
+      <w:r>
+        <w:t>LEFT JOIN orders o</w:t>
+      </w:r>
+    </w:p>
+    <w:p>
+      <w:pPr>
+        <w:spacing w:before="30" w:after="30"/>
+      </w:pPr>
+      <w:r>
+        <w:lastRenderedPageBreak/>
+        <w:t xml:space="preserve">ON u.id = </w:t>
+      </w:r>
+      <w:proofErr w:type="spellStart"/>
+      <w:r>
+        <w:t>o.user_id</w:t>
+      </w:r>
+      <w:proofErr w:type="spellEnd"/>
+      <w:r>
+        <w:t>;</w:t>
+      </w:r>
+    </w:p>
+    <w:p>
+      <w:pPr>
+        <w:rPr>
+          <w:rFonts w:ascii="Times New Roman" w:eastAsia="Times New Roman" w:hAnsi="Times New Roman" w:cs="Times New Roman"/>
+          <w:sz w:val="24"/>
+          <w:szCs w:val="24"/>
+          <w:lang w:bidi="ar-SA"/>
+        </w:rPr>
+      </w:pPr>
+      <w:r>
+        <w:rPr>
+          <w:rFonts w:ascii="Times New Roman" w:eastAsia="Times New Roman" w:hAnsi="Symbol" w:cs="Times New Roman"/>
+          <w:sz w:val="24"/>
+          <w:szCs w:val="24"/>
+          <w:lang w:bidi="ar-SA"/>
+        </w:rPr>
+        <w:t></w:t>
+      </w:r>
+      <w:r>
+        <w:rPr>
+          <w:rFonts w:ascii="Times New Roman" w:eastAsia="Times New Roman" w:hAnsi="Times New Roman" w:cs="Times New Roman"/>
+          <w:sz w:val="24"/>
+          <w:szCs w:val="24"/>
+          <w:lang w:bidi="ar-SA"/>
+        </w:rPr>
+        <w:t xml:space="preserve">  Every user is returned. </w:t>
+      </w:r>
+    </w:p>
+    <w:p>
+      <w:pPr>
+        <w:spacing w:before="30" w:after="30"/>
+        <w:rPr>
+          <w:rFonts w:ascii="Times New Roman" w:eastAsia="Times New Roman" w:hAnsi="Times New Roman" w:cs="Times New Roman"/>
+          <w:sz w:val="24"/>
+          <w:szCs w:val="24"/>
+          <w:lang w:bidi="ar-SA"/>
+        </w:rPr>
+      </w:pPr>
+      <w:r>
+        <w:rPr>
+          <w:rFonts w:ascii="Times New Roman" w:eastAsia="Times New Roman" w:hAnsi="Symbol" w:cs="Times New Roman"/>
+          <w:sz w:val="24"/>
+          <w:szCs w:val="24"/>
+          <w:lang w:bidi="ar-SA"/>
+        </w:rPr>
+        <w:t></w:t>
+      </w:r>
+      <w:r>
+        <w:rPr>
+          <w:rFonts w:ascii="Times New Roman" w:eastAsia="Times New Roman" w:hAnsi="Times New Roman" w:cs="Times New Roman"/>
+          <w:sz w:val="24"/>
+          <w:szCs w:val="24"/>
+          <w:lang w:bidi="ar-SA"/>
+        </w:rPr>
+        <w:t xml:space="preserve">  If a user has no orders, the order columns contain </w:t>
+      </w:r>
+      <w:r>
+        <w:rPr>
+          <w:rFonts w:ascii="Courier New" w:eastAsia="Times New Roman" w:hAnsi="Courier New" w:cs="Courier New"/>
+          <w:lang w:bidi="ar-SA"/>
+        </w:rPr>
+        <w:t>NULL</w:t>
+      </w:r>
+      <w:r>
+        <w:rPr>
+          <w:rFonts w:ascii="Times New Roman" w:eastAsia="Times New Roman" w:hAnsi="Times New Roman" w:cs="Times New Roman"/>
+          <w:sz w:val="24"/>
+          <w:szCs w:val="24"/>
+          <w:lang w:bidi="ar-SA"/>
+        </w:rPr>
+        <w:t>.</w:t>
+      </w:r>
+    </w:p>
+    <w:p>
+      <w:pPr>
+        <w:spacing w:before="30" w:after="30"/>
+        <w:rPr>
+          <w:rFonts w:ascii="Times New Roman" w:eastAsia="Times New Roman" w:hAnsi="Times New Roman" w:cs="Times New Roman"/>
+          <w:sz w:val="24"/>
+          <w:szCs w:val="24"/>
+          <w:lang w:bidi="ar-SA"/>
+        </w:rPr>
+      </w:pPr>
+    </w:p>
+    <w:p>
+      <w:pPr>
+        <w:spacing w:before="30" w:after="30"/>
+      </w:pPr>
+      <w:r>
+        <w:t>33.</w:t>
+      </w:r>
+    </w:p>
+    <w:p>
+      <w:pPr>
+        <w:spacing w:before="60" w:after="60"/>
+      </w:pPr>
+      <w:r>
+        <w:rPr>
+          <w:color w:val="0F172A"/>
+        </w:rPr>
+        <w:t>Write a MySQL query to find the employee with the highest salary in each department.</w:t>
+      </w:r>
+    </w:p>
+    <w:p>
+      <w:pPr>
+        <w:spacing w:after="18"/>
+      </w:pPr>
+    </w:p>
+    <w:tbl>
+      <w:tblPr>
+        <w:tblW w:w="9360" w:type="dxa"/>
+        <w:tblBorders>
+          <w:top w:val="single" w:sz="4" w:space="0" w:color="auto"/>
+          <w:left w:val="single" w:sz="4" w:space="0" w:color="auto"/>
+          <w:bottom w:val="single" w:sz="4" w:space="0" w:color="auto"/>
+          <w:right w:val="single" w:sz="4" w:space="0" w:color="auto"/>
+          <w:insideH w:val="single" w:sz="4" w:space="0" w:color="auto"/>
+          <w:insideV w:val="single" w:sz="4" w:space="0" w:color="auto"/>
+        </w:tblBorders>
+        <w:tblCellMar>
+          <w:left w:w="10" w:type="dxa"/>
+          <w:right w:w="10" w:type="dxa"/>
+        </w:tblCellMar>
+        <w:tblLook w:val="04A0" w:firstRow="1" w:lastRow="0" w:firstColumn="1" w:lastColumn="0" w:noHBand="0" w:noVBand="1"/>
+      </w:tblPr>
+      <w:tblGrid>
+        <w:gridCol w:w="9360"/>
+      </w:tblGrid>
+      <w:tr>
+        <w:tc>
+          <w:tcPr>
+            <w:tcW w:w="9360" w:type="dxa"/>
+            <w:tcBorders>
+              <w:top w:val="single" w:sz="2" w:space="0" w:color="CBD5E1"/>
+              <w:left w:val="single" w:sz="2" w:space="0" w:color="CBD5E1"/>
+              <w:bottom w:val="single" w:sz="2" w:space="0" w:color="CBD5E1"/>
+              <w:right w:val="single" w:sz="2" w:space="0" w:color="CBD5E1"/>
+            </w:tcBorders>
+            <w:shd w:val="clear" w:color="auto" w:fill="F0F4F8"/>
+            <w:tcMar>
+              <w:top w:w="80" w:type="dxa"/>
+              <w:left w:w="160" w:type="dxa"/>
+              <w:bottom w:w="80" w:type="dxa"/>
+              <w:right w:w="120" w:type="dxa"/>
+            </w:tcMar>
+            <w:hideMark/>
+          </w:tcPr>
+          <w:p>
+            <w:pPr>
+              <w:spacing w:before="18" w:after="18"/>
+            </w:pPr>
+            <w:r>
+              <w:rPr>
+                <w:rFonts w:ascii="Courier New" w:eastAsia="Courier New" w:hAnsi="Courier New" w:cs="Courier New"/>
+                <w:color w:val="1E3A5F"/>
+                <w:sz w:val="16"/>
+                <w:szCs w:val="16"/>
+              </w:rPr>
+              <w:t>Table: employees ( id, name, department, salary )</w:t>
+            </w:r>
+          </w:p>
+        </w:tc>
+      </w:tr>
+    </w:tbl>
+    <w:p>
+      <w:pPr>
+        <w:pStyle w:val="ListParagraph"/>
+        <w:numPr>
+          <w:ilvl w:val="0"/>
+          <w:numId w:val="4"/>
+        </w:numPr>
+        <w:spacing w:before="30" w:after="30"/>
+      </w:pPr>
+      <w:r>
+        <w:rPr>
+          <w:color w:val="0F172A"/>
+        </w:rPr>
+        <w:t>Write the query.</w:t>
+      </w:r>
+    </w:p>
+    <w:p>
+      <w:pPr>
+        <w:pStyle w:val="ListParagraph"/>
+        <w:numPr>
+          <w:ilvl w:val="0"/>
+          <w:numId w:val="4"/>
+        </w:numPr>
+        <w:spacing w:before="30" w:after="30"/>
+      </w:pPr>
+      <w:r>
+        <w:rPr>
+          <w:color w:val="0F172A"/>
+        </w:rPr>
+        <w:t>Explain your approach step by step.</w:t>
+      </w:r>
+    </w:p>
+    <w:p>
+      <w:pPr>
+        <w:pStyle w:val="ListParagraph"/>
+        <w:numPr>
+          <w:ilvl w:val="0"/>
+          <w:numId w:val="4"/>
+        </w:numPr>
+        <w:spacing w:before="30" w:after="30"/>
+      </w:pPr>
+      <w:r>
+        <w:rPr>
+          <w:color w:val="0F172A"/>
+        </w:rPr>
+        <w:t>If you use a subquery or GROUP BY, explain why.</w:t>
+      </w:r>
+    </w:p>
+    <w:p>
+      <w:pPr>
+        <w:spacing w:before="30" w:after="30"/>
+      </w:pPr>
+      <w:r>
+        <w:t>Ans:</w:t>
+      </w:r>
+    </w:p>
+    <w:p>
+      <w:pPr>
+        <w:spacing w:before="30" w:after="30"/>
+      </w:pPr>
+      <w:r>
+        <w:t>SELECT e.id,</w:t>
+      </w:r>
+    </w:p>
+    <w:p>
+      <w:pPr>
+        <w:spacing w:before="30" w:after="30"/>
+      </w:pPr>
+      <w:r>
+        <w:t xml:space="preserve">       e.name,</w:t>
+      </w:r>
+    </w:p>
+    <w:p>
+      <w:pPr>
+        <w:spacing w:before="30" w:after="30"/>
+      </w:pPr>
+      <w:r>
+        <w:t xml:space="preserve">       </w:t>
+      </w:r>
+      <w:proofErr w:type="spellStart"/>
+      <w:r>
+        <w:t>e.department</w:t>
+      </w:r>
+      <w:proofErr w:type="spellEnd"/>
+      <w:r>
+        <w:t>,</w:t>
+      </w:r>
+    </w:p>
+    <w:p>
+      <w:pPr>
+        <w:spacing w:before="30" w:after="30"/>
+      </w:pPr>
+      <w:r>
+        <w:t xml:space="preserve">       </w:t>
+      </w:r>
+      <w:proofErr w:type="spellStart"/>
+      <w:r>
+        <w:t>e.salary</w:t>
+      </w:r>
+      <w:proofErr w:type="spellEnd"/>
+    </w:p>
+    <w:p>
+      <w:pPr>
+        <w:spacing w:before="30" w:after="30"/>
+      </w:pPr>
+      <w:r>
+        <w:t>FROM employees e</w:t>
+      </w:r>
+    </w:p>
+    <w:p>
+      <w:pPr>
+        <w:spacing w:before="30" w:after="30"/>
+      </w:pPr>
+      <w:r>
+        <w:t>JOIN (</w:t>
+      </w:r>
+    </w:p>
+    <w:p>
+      <w:pPr>
+        <w:spacing w:before="30" w:after="30"/>
+      </w:pPr>
+      <w:r>
+        <w:t xml:space="preserve">    SELECT department,</w:t>
+      </w:r>
+    </w:p>
+    <w:p>
+      <w:pPr>
+        <w:spacing w:before="30" w:after="30"/>
+      </w:pPr>
+      <w:r>
+        <w:t xml:space="preserve">           MAX(salary) AS </w:t>
+      </w:r>
+      <w:proofErr w:type="spellStart"/>
+      <w:r>
+        <w:t>max_salary</w:t>
+      </w:r>
+      <w:proofErr w:type="spellEnd"/>
+    </w:p>
+    <w:p>
+      <w:pPr>
+        <w:spacing w:before="30" w:after="30"/>
+      </w:pPr>
+      <w:r>
+        <w:t xml:space="preserve">    FROM employees</w:t>
+      </w:r>
+    </w:p>
+    <w:p>
+      <w:pPr>
+        <w:spacing w:before="30" w:after="30"/>
+      </w:pPr>
+      <w:r>
+        <w:t xml:space="preserve">    GROUP BY department</w:t>
+      </w:r>
+    </w:p>
+    <w:p>
+      <w:pPr>
+        <w:spacing w:before="30" w:after="30"/>
+      </w:pPr>
+      <w:r>
+        <w:t>) d</w:t>
+      </w:r>
+    </w:p>
+    <w:p>
+      <w:pPr>
+        <w:spacing w:before="30" w:after="30"/>
+      </w:pPr>
+      <w:r>
+        <w:t xml:space="preserve">ON </w:t>
+      </w:r>
+      <w:proofErr w:type="spellStart"/>
+      <w:r>
+        <w:t>e.department</w:t>
+      </w:r>
+      <w:proofErr w:type="spellEnd"/>
+      <w:r>
+        <w:t xml:space="preserve"> = </w:t>
+      </w:r>
+      <w:proofErr w:type="spellStart"/>
+      <w:r>
+        <w:t>d.department</w:t>
+      </w:r>
+      <w:proofErr w:type="spellEnd"/>
+    </w:p>
+    <w:p>
+      <w:pPr>
+        <w:spacing w:before="30" w:after="30"/>
+      </w:pPr>
+      <w:r>
+        <w:t xml:space="preserve">AND </w:t>
+      </w:r>
+      <w:proofErr w:type="spellStart"/>
+      <w:r>
+        <w:t>e.salary</w:t>
+      </w:r>
+      <w:proofErr w:type="spellEnd"/>
+      <w:r>
+        <w:t xml:space="preserve"> = </w:t>
+      </w:r>
+      <w:proofErr w:type="spellStart"/>
+      <w:r>
+        <w:t>d.max_salary</w:t>
+      </w:r>
+      <w:proofErr w:type="spellEnd"/>
+      <w:r>
+        <w:t>;</w:t>
+      </w:r>
+    </w:p>
+    <w:p>
+      <w:pPr>
+        <w:spacing w:before="30" w:after="30"/>
+      </w:pPr>
+    </w:p>
+    <w:p>
+      <w:pPr>
+        <w:spacing w:before="30" w:after="30"/>
+      </w:pPr>
+    </w:p>
+    <w:p>
+      <w:pPr>
         <w:pStyle w:val="ListParagraph"/>
         <w:spacing w:before="30" w:after="30"/>
         <w:ind w:left="540"/>
@@ -3177,6 +5057,9 @@
     <w:abstractNumId w:val="1"/>
   </w:num>
   <w:num w:numId="3" w16cid:durableId="2093310616">
+    <w:abstractNumId w:val="0"/>
+  </w:num>
+  <w:num w:numId="4" w16cid:durableId="1842501408">
     <w:abstractNumId w:val="0"/>
     <w:lvlOverride w:ilvl="0"/>
     <w:lvlOverride w:ilvl="1"/>
@@ -3677,6 +5560,19 @@
       <w:bCs/>
     </w:rPr>
   </w:style>
+  <w:style w:type="character" w:styleId="HTMLCode">
+    <w:name w:val="HTML Code"/>
+    <w:basedOn w:val="DefaultParagraphFont"/>
+    <w:uiPriority w:val="99"/>
+    <w:semiHidden/>
+    <w:unhideWhenUsed/>
+    <w:rsid w:val="00CA1D28"/>
+    <w:rPr>
+      <w:rFonts w:ascii="Courier New" w:eastAsia="Times New Roman" w:hAnsi="Courier New" w:cs="Courier New"/>
+      <w:sz w:val="20"/>
+      <w:szCs w:val="20"/>
+    </w:rPr>
+  </w:style>
 </w:styles>
 </file>
 
